--- a/data/revised_2026-10_full/outputs/v2/Physics/SS1.1_Pressure/Physics_Pressure_CBE_LessonSequence.docx
+++ b/data/revised_2026-10_full/outputs/v2/Physics/SS1.1_Pressure/Physics_Pressure_CBE_LessonSequence.docx
@@ -2458,7 +2458,7 @@
         </w:rPr>
         <w:t xml:space="preserve">© 2026 SeaVuria and ARES. This work is licensed under a </w:t>
       </w:r>
-      <w:hyperlink w:history="1" r:id="rIdjwhohwklz0u7nxxicrf2-">
+      <w:hyperlink w:history="1" r:id="rIdzpliaitkta8czyjxg-kwi">
         <w:r>
           <w:rPr>
             <w:rFonts w:ascii="Arial" w:cs="Arial" w:eastAsia="Arial" w:hAnsi="Arial"/>
@@ -2478,7 +2478,7 @@
         </w:rPr>
         <w:t xml:space="preserve"> (</w:t>
       </w:r>
-      <w:hyperlink w:history="1" r:id="rIde-c3-yuyu37etk-m5k97i">
+      <w:hyperlink w:history="1" r:id="rIdqzymdfmzg12yhbbmsdwlm">
         <w:r>
           <w:rPr>
             <w:rFonts w:ascii="Arial" w:cs="Arial" w:eastAsia="Arial" w:hAnsi="Arial"/>
@@ -2498,7 +2498,7 @@
         </w:rPr>
         <w:t xml:space="preserve">). To view a copy of this license, visit </w:t>
       </w:r>
-      <w:hyperlink w:history="1" r:id="rIdvcdwjyurbl9wqiq5s2yxo">
+      <w:hyperlink w:history="1" r:id="rIdxlskyfzsaflwwns4a1mw8">
         <w:r>
           <w:rPr>
             <w:rFonts w:ascii="Arial" w:cs="Arial" w:eastAsia="Arial" w:hAnsi="Arial"/>
@@ -3537,7 +3537,7 @@
             <w:pPr>
               <w:spacing w:after="20" w:before="0"/>
             </w:pPr>
-            <w:hyperlink w:history="1" r:id="rId7zgevhgr6dvl2qmgb5og1">
+            <w:hyperlink w:history="1" r:id="rIdko4kaa8ecogdsucqiy-nj">
               <w:r>
                 <w:rPr>
                   <w:rFonts w:ascii="Arial" w:cs="Arial" w:eastAsia="Arial" w:hAnsi="Arial"/>
@@ -3586,7 +3586,7 @@
               <w:spacing w:after="10" w:before="0"/>
               <w:ind w:left="120"/>
             </w:pPr>
-            <w:hyperlink w:history="1" r:id="rIdwm7myyoiyijhlvw6odepq">
+            <w:hyperlink w:history="1" r:id="rIdnqsdrqhxu7-avkei8yola">
               <w:r>
                 <w:rPr>
                   <w:rFonts w:ascii="Arial" w:cs="Arial" w:eastAsia="Arial" w:hAnsi="Arial"/>
@@ -3631,7 +3631,7 @@
             <w:pPr>
               <w:spacing w:after="20" w:before="0"/>
             </w:pPr>
-            <w:hyperlink w:history="1" r:id="rIdj2uenj2ywmcj1s8bd1muf">
+            <w:hyperlink w:history="1" r:id="rIda7z_u6sr3kut6qpralpde">
               <w:r>
                 <w:rPr>
                   <w:rFonts w:ascii="Arial" w:cs="Arial" w:eastAsia="Arial" w:hAnsi="Arial"/>
@@ -3664,7 +3664,7 @@
               <w:spacing w:after="10" w:before="0"/>
               <w:ind w:left="120"/>
             </w:pPr>
-            <w:hyperlink w:history="1" r:id="rIdinrsezi6y1nj0qermhyu6">
+            <w:hyperlink w:history="1" r:id="rIdipj-5qroszysbz8uienlu">
               <w:r>
                 <w:rPr>
                   <w:rFonts w:ascii="Arial" w:cs="Arial" w:eastAsia="Arial" w:hAnsi="Arial"/>
@@ -3864,7 +3864,7 @@
             <w:pPr>
               <w:spacing w:after="20" w:before="0"/>
             </w:pPr>
-            <w:hyperlink w:history="1" r:id="rIdktmciqhwaqkcyjoh8mjnv">
+            <w:hyperlink w:history="1" r:id="rIdylu73w6uwiyt6inxx-11a">
               <w:r>
                 <w:rPr>
                   <w:rFonts w:ascii="Arial" w:cs="Arial" w:eastAsia="Arial" w:hAnsi="Arial"/>
@@ -3913,7 +3913,7 @@
               <w:spacing w:after="10" w:before="0"/>
               <w:ind w:left="120"/>
             </w:pPr>
-            <w:hyperlink w:history="1" r:id="rIdupiwerohtvmaoufnbgc0k">
+            <w:hyperlink w:history="1" r:id="rIdbllddxtygoidwzeujipsh">
               <w:r>
                 <w:rPr>
                   <w:rFonts w:ascii="Arial" w:cs="Arial" w:eastAsia="Arial" w:hAnsi="Arial"/>
@@ -3958,7 +3958,7 @@
             <w:pPr>
               <w:spacing w:after="20" w:before="0"/>
             </w:pPr>
-            <w:hyperlink w:history="1" r:id="rIdcss-zsgmpnqy4rnjo7vjr">
+            <w:hyperlink w:history="1" r:id="rIdeb5n0ekklu4tvhap9l_vh">
               <w:r>
                 <w:rPr>
                   <w:rFonts w:ascii="Arial" w:cs="Arial" w:eastAsia="Arial" w:hAnsi="Arial"/>
@@ -3991,7 +3991,7 @@
               <w:spacing w:after="10" w:before="0"/>
               <w:ind w:left="120"/>
             </w:pPr>
-            <w:hyperlink w:history="1" r:id="rIdpnxtt9goo2q6nial1_g9w">
+            <w:hyperlink w:history="1" r:id="rIdhqzb0b9-hanyb86p2l4mz">
               <w:r>
                 <w:rPr>
                   <w:rFonts w:ascii="Arial" w:cs="Arial" w:eastAsia="Arial" w:hAnsi="Arial"/>
@@ -4191,7 +4191,7 @@
             <w:pPr>
               <w:spacing w:after="20" w:before="0"/>
             </w:pPr>
-            <w:hyperlink w:history="1" r:id="rIdjnz29h3rkeadinefon8jc">
+            <w:hyperlink w:history="1" r:id="rIdrhfkxkdqvnjrgujs18dmd">
               <w:r>
                 <w:rPr>
                   <w:rFonts w:ascii="Arial" w:cs="Arial" w:eastAsia="Arial" w:hAnsi="Arial"/>
@@ -4240,7 +4240,7 @@
               <w:spacing w:after="10" w:before="0"/>
               <w:ind w:left="120"/>
             </w:pPr>
-            <w:hyperlink w:history="1" r:id="rId81xl0a2pqm3vf_pnfssrm">
+            <w:hyperlink w:history="1" r:id="rIdsqjt3wn2d-okj_orzkwot">
               <w:r>
                 <w:rPr>
                   <w:rFonts w:ascii="Arial" w:cs="Arial" w:eastAsia="Arial" w:hAnsi="Arial"/>
@@ -4285,7 +4285,7 @@
             <w:pPr>
               <w:spacing w:after="20" w:before="0"/>
             </w:pPr>
-            <w:hyperlink w:history="1" r:id="rIdqteu-iucbeub5yl_5agvu">
+            <w:hyperlink w:history="1" r:id="rIdxxoydtm-gtom-uee1xviu">
               <w:r>
                 <w:rPr>
                   <w:rFonts w:ascii="Arial" w:cs="Arial" w:eastAsia="Arial" w:hAnsi="Arial"/>
@@ -4318,7 +4318,7 @@
               <w:spacing w:after="10" w:before="0"/>
               <w:ind w:left="120"/>
             </w:pPr>
-            <w:hyperlink w:history="1" r:id="rId_f3tg-c9pmvbyolhiuux1">
+            <w:hyperlink w:history="1" r:id="rId2hgpueratx5s37pwtphds">
               <w:r>
                 <w:rPr>
                   <w:rFonts w:ascii="Arial" w:cs="Arial" w:eastAsia="Arial" w:hAnsi="Arial"/>
@@ -4518,7 +4518,7 @@
             <w:pPr>
               <w:spacing w:after="20" w:before="0"/>
             </w:pPr>
-            <w:hyperlink w:history="1" r:id="rIdis48putyzytfltqdmh1n3">
+            <w:hyperlink w:history="1" r:id="rIdks3w0qmf4mrbckrhxme2c">
               <w:r>
                 <w:rPr>
                   <w:rFonts w:ascii="Arial" w:cs="Arial" w:eastAsia="Arial" w:hAnsi="Arial"/>
@@ -4567,7 +4567,7 @@
               <w:spacing w:after="10" w:before="0"/>
               <w:ind w:left="120"/>
             </w:pPr>
-            <w:hyperlink w:history="1" r:id="rIddm0mri6312bxzu3wu4_sy">
+            <w:hyperlink w:history="1" r:id="rIdlbgrdkcfkaf2oukl5kf_v">
               <w:r>
                 <w:rPr>
                   <w:rFonts w:ascii="Arial" w:cs="Arial" w:eastAsia="Arial" w:hAnsi="Arial"/>
@@ -4612,7 +4612,7 @@
             <w:pPr>
               <w:spacing w:after="20" w:before="0"/>
             </w:pPr>
-            <w:hyperlink w:history="1" r:id="rIdkzpnd5pbxeq-dobbvw5yn">
+            <w:hyperlink w:history="1" r:id="rIdeegyk2ryhg1anxutusyhe">
               <w:r>
                 <w:rPr>
                   <w:rFonts w:ascii="Arial" w:cs="Arial" w:eastAsia="Arial" w:hAnsi="Arial"/>
@@ -4645,7 +4645,7 @@
               <w:spacing w:after="10" w:before="0"/>
               <w:ind w:left="120"/>
             </w:pPr>
-            <w:hyperlink w:history="1" r:id="rIdui4-wfprdoxjfx9wcqxoq">
+            <w:hyperlink w:history="1" r:id="rIdn_nq73pnom8xszrjsq8_t">
               <w:r>
                 <w:rPr>
                   <w:rFonts w:ascii="Arial" w:cs="Arial" w:eastAsia="Arial" w:hAnsi="Arial"/>
@@ -4845,7 +4845,7 @@
             <w:pPr>
               <w:spacing w:after="20" w:before="0"/>
             </w:pPr>
-            <w:hyperlink w:history="1" r:id="rIdhmay5xytrx_1xwins3pch">
+            <w:hyperlink w:history="1" r:id="rIddzcqv69z9gk2jqyr9tgmi">
               <w:r>
                 <w:rPr>
                   <w:rFonts w:ascii="Arial" w:cs="Arial" w:eastAsia="Arial" w:hAnsi="Arial"/>
@@ -4894,7 +4894,7 @@
               <w:spacing w:after="10" w:before="0"/>
               <w:ind w:left="120"/>
             </w:pPr>
-            <w:hyperlink w:history="1" r:id="rId6ycdwtqchcsehh90hiobg">
+            <w:hyperlink w:history="1" r:id="rIdfm-qtgnzpoaa8mmt1xrdb">
               <w:r>
                 <w:rPr>
                   <w:rFonts w:ascii="Arial" w:cs="Arial" w:eastAsia="Arial" w:hAnsi="Arial"/>
@@ -4939,7 +4939,7 @@
             <w:pPr>
               <w:spacing w:after="20" w:before="0"/>
             </w:pPr>
-            <w:hyperlink w:history="1" r:id="rId1cfvbst1heed27tb4he7w">
+            <w:hyperlink w:history="1" r:id="rIdsp6ivq3qoc9mjizz2x8nu">
               <w:r>
                 <w:rPr>
                   <w:rFonts w:ascii="Arial" w:cs="Arial" w:eastAsia="Arial" w:hAnsi="Arial"/>
@@ -4988,7 +4988,7 @@
               <w:spacing w:after="10" w:before="0"/>
               <w:ind w:left="120"/>
             </w:pPr>
-            <w:hyperlink w:history="1" r:id="rIdwecjahno515mh0_f3r910">
+            <w:hyperlink w:history="1" r:id="rIdlrxwfbz7t6rte6xonblem">
               <w:r>
                 <w:rPr>
                   <w:rFonts w:ascii="Arial" w:cs="Arial" w:eastAsia="Arial" w:hAnsi="Arial"/>
@@ -5513,7 +5513,7 @@
         </w:rPr>
         <w:t xml:space="preserve">© 2026 SeaVuria and ARES. Aligned with KICD objectives. Developed by SeaVuria; technical implementation by ARES (with AI assistance from Claude). Licensed under </w:t>
       </w:r>
-      <w:hyperlink w:history="1" r:id="rIdtzyb3lwje5dfbayl44b-z">
+      <w:hyperlink w:history="1" r:id="rIdqwv8ydvmbl-g8x5g5rmr7">
         <w:r>
           <w:rPr>
             <w:rFonts w:ascii="Arial" w:cs="Arial" w:eastAsia="Arial" w:hAnsi="Arial"/>
@@ -5534,7 +5534,7 @@
         </w:rPr>
         <w:t xml:space="preserve"> (</w:t>
       </w:r>
-      <w:hyperlink w:history="1" r:id="rIdlgm67iixli3abuk_n4-g5">
+      <w:hyperlink w:history="1" r:id="rId8kcjxx_nrgi5arxfdn9xg">
         <w:r>
           <w:rPr>
             <w:rFonts w:ascii="Arial" w:cs="Arial" w:eastAsia="Arial" w:hAnsi="Arial"/>
@@ -6574,7 +6574,7 @@
             <w:pPr>
               <w:spacing w:after="20" w:before="0"/>
             </w:pPr>
-            <w:hyperlink w:history="1" r:id="rIdjr7wnn2hs1vhcj5ilvqj-">
+            <w:hyperlink w:history="1" r:id="rIdrvrptrxc4fvbrmwtvro-g">
               <w:r>
                 <w:rPr>
                   <w:rFonts w:ascii="Arial" w:cs="Arial" w:eastAsia="Arial" w:hAnsi="Arial"/>
@@ -6623,7 +6623,7 @@
               <w:spacing w:after="10" w:before="0"/>
               <w:ind w:left="120"/>
             </w:pPr>
-            <w:hyperlink w:history="1" r:id="rIdfrabsrrfmwleq_hobbns9">
+            <w:hyperlink w:history="1" r:id="rIdawbiisxjdtovbgxfaxs0t">
               <w:r>
                 <w:rPr>
                   <w:rFonts w:ascii="Arial" w:cs="Arial" w:eastAsia="Arial" w:hAnsi="Arial"/>
@@ -6668,7 +6668,7 @@
             <w:pPr>
               <w:spacing w:after="20" w:before="0"/>
             </w:pPr>
-            <w:hyperlink w:history="1" r:id="rIdqnlx1ptrz0c7zomlsymbp">
+            <w:hyperlink w:history="1" r:id="rIda0m9klessyk0t5ap7yil_">
               <w:r>
                 <w:rPr>
                   <w:rFonts w:ascii="Arial" w:cs="Arial" w:eastAsia="Arial" w:hAnsi="Arial"/>
@@ -6701,7 +6701,7 @@
               <w:spacing w:after="10" w:before="0"/>
               <w:ind w:left="120"/>
             </w:pPr>
-            <w:hyperlink w:history="1" r:id="rIdmfpvakpkjcglxnu5gs6cv">
+            <w:hyperlink w:history="1" r:id="rId30urctcd5g3cfshbvk74_">
               <w:r>
                 <w:rPr>
                   <w:rFonts w:ascii="Arial" w:cs="Arial" w:eastAsia="Arial" w:hAnsi="Arial"/>
@@ -6901,7 +6901,7 @@
             <w:pPr>
               <w:spacing w:after="20" w:before="0"/>
             </w:pPr>
-            <w:hyperlink w:history="1" r:id="rIdcht9vpnibpjiwmubyytmx">
+            <w:hyperlink w:history="1" r:id="rIdahtrax8og0a16cqo4ay38">
               <w:r>
                 <w:rPr>
                   <w:rFonts w:ascii="Arial" w:cs="Arial" w:eastAsia="Arial" w:hAnsi="Arial"/>
@@ -6950,7 +6950,7 @@
               <w:spacing w:after="10" w:before="0"/>
               <w:ind w:left="120"/>
             </w:pPr>
-            <w:hyperlink w:history="1" r:id="rIdprryvuwnoderyan5gp0ge">
+            <w:hyperlink w:history="1" r:id="rIdzreamj4qlnawkuvm8c2rq">
               <w:r>
                 <w:rPr>
                   <w:rFonts w:ascii="Arial" w:cs="Arial" w:eastAsia="Arial" w:hAnsi="Arial"/>
@@ -6995,7 +6995,7 @@
             <w:pPr>
               <w:spacing w:after="20" w:before="0"/>
             </w:pPr>
-            <w:hyperlink w:history="1" r:id="rIdkwscwqddbzyoe6efjx4vy">
+            <w:hyperlink w:history="1" r:id="rIdwpjh7jsnnalbcozsbmxy3">
               <w:r>
                 <w:rPr>
                   <w:rFonts w:ascii="Arial" w:cs="Arial" w:eastAsia="Arial" w:hAnsi="Arial"/>
@@ -7028,7 +7028,7 @@
               <w:spacing w:after="10" w:before="0"/>
               <w:ind w:left="120"/>
             </w:pPr>
-            <w:hyperlink w:history="1" r:id="rId2ffy5iazhnrhsnq2tdgar">
+            <w:hyperlink w:history="1" r:id="rId_1_wwpmxngosn2ws0c1hl">
               <w:r>
                 <w:rPr>
                   <w:rFonts w:ascii="Arial" w:cs="Arial" w:eastAsia="Arial" w:hAnsi="Arial"/>
@@ -7228,7 +7228,7 @@
             <w:pPr>
               <w:spacing w:after="20" w:before="0"/>
             </w:pPr>
-            <w:hyperlink w:history="1" r:id="rIdxdtmmpmnnyurvtpejvh2v">
+            <w:hyperlink w:history="1" r:id="rIdwdbcbznr6fdpr_vfmhkfb">
               <w:r>
                 <w:rPr>
                   <w:rFonts w:ascii="Arial" w:cs="Arial" w:eastAsia="Arial" w:hAnsi="Arial"/>
@@ -7277,7 +7277,7 @@
               <w:spacing w:after="10" w:before="0"/>
               <w:ind w:left="120"/>
             </w:pPr>
-            <w:hyperlink w:history="1" r:id="rIdhz6u5oeupeb8eif8xnzwk">
+            <w:hyperlink w:history="1" r:id="rIdi57e4m2vawarupxhqmtld">
               <w:r>
                 <w:rPr>
                   <w:rFonts w:ascii="Arial" w:cs="Arial" w:eastAsia="Arial" w:hAnsi="Arial"/>
@@ -7322,7 +7322,7 @@
             <w:pPr>
               <w:spacing w:after="20" w:before="0"/>
             </w:pPr>
-            <w:hyperlink w:history="1" r:id="rIdkpsmmlr19rhabug4vjwh0">
+            <w:hyperlink w:history="1" r:id="rIdrkn_ugqiic-wuj6-3ap6w">
               <w:r>
                 <w:rPr>
                   <w:rFonts w:ascii="Arial" w:cs="Arial" w:eastAsia="Arial" w:hAnsi="Arial"/>
@@ -7355,7 +7355,7 @@
               <w:spacing w:after="10" w:before="0"/>
               <w:ind w:left="120"/>
             </w:pPr>
-            <w:hyperlink w:history="1" r:id="rIdujuqc5934fo_oxiusitum">
+            <w:hyperlink w:history="1" r:id="rId0u7x8naqlpwfg-opo4rka">
               <w:r>
                 <w:rPr>
                   <w:rFonts w:ascii="Arial" w:cs="Arial" w:eastAsia="Arial" w:hAnsi="Arial"/>
@@ -7555,7 +7555,7 @@
             <w:pPr>
               <w:spacing w:after="20" w:before="0"/>
             </w:pPr>
-            <w:hyperlink w:history="1" r:id="rIde6o6o1ob5tzfy1fz62mzt">
+            <w:hyperlink w:history="1" r:id="rIdxi9_8awyvck8wme88khnk">
               <w:r>
                 <w:rPr>
                   <w:rFonts w:ascii="Arial" w:cs="Arial" w:eastAsia="Arial" w:hAnsi="Arial"/>
@@ -7604,7 +7604,7 @@
               <w:spacing w:after="10" w:before="0"/>
               <w:ind w:left="120"/>
             </w:pPr>
-            <w:hyperlink w:history="1" r:id="rIdby4zmov0niym3oxinyomx">
+            <w:hyperlink w:history="1" r:id="rIddna1f2ztgp_arrsco_xc7">
               <w:r>
                 <w:rPr>
                   <w:rFonts w:ascii="Arial" w:cs="Arial" w:eastAsia="Arial" w:hAnsi="Arial"/>
@@ -7649,7 +7649,7 @@
             <w:pPr>
               <w:spacing w:after="20" w:before="0"/>
             </w:pPr>
-            <w:hyperlink w:history="1" r:id="rIdtc-q-stysqzsvdvjakyui">
+            <w:hyperlink w:history="1" r:id="rId9nteunoy47gg9szvviyj8">
               <w:r>
                 <w:rPr>
                   <w:rFonts w:ascii="Arial" w:cs="Arial" w:eastAsia="Arial" w:hAnsi="Arial"/>
@@ -7682,7 +7682,7 @@
               <w:spacing w:after="10" w:before="0"/>
               <w:ind w:left="120"/>
             </w:pPr>
-            <w:hyperlink w:history="1" r:id="rIdglcouyxbd5mtxdqoa0hcf">
+            <w:hyperlink w:history="1" r:id="rId5ne7kppwhllcx2hmaiaf8">
               <w:r>
                 <w:rPr>
                   <w:rFonts w:ascii="Arial" w:cs="Arial" w:eastAsia="Arial" w:hAnsi="Arial"/>
@@ -7882,7 +7882,7 @@
             <w:pPr>
               <w:spacing w:after="20" w:before="0"/>
             </w:pPr>
-            <w:hyperlink w:history="1" r:id="rIdxo7kh6jz0i6lkjyicsnoq">
+            <w:hyperlink w:history="1" r:id="rIdvv3e32calagtvqqtvvo5_">
               <w:r>
                 <w:rPr>
                   <w:rFonts w:ascii="Arial" w:cs="Arial" w:eastAsia="Arial" w:hAnsi="Arial"/>
@@ -7931,7 +7931,7 @@
               <w:spacing w:after="10" w:before="0"/>
               <w:ind w:left="120"/>
             </w:pPr>
-            <w:hyperlink w:history="1" r:id="rIdxu7g0etdc_wvabz4i6vqw">
+            <w:hyperlink w:history="1" r:id="rIdqf6mw4luwamoilgcddyn6">
               <w:r>
                 <w:rPr>
                   <w:rFonts w:ascii="Arial" w:cs="Arial" w:eastAsia="Arial" w:hAnsi="Arial"/>
@@ -7976,7 +7976,7 @@
             <w:pPr>
               <w:spacing w:after="20" w:before="0"/>
             </w:pPr>
-            <w:hyperlink w:history="1" r:id="rId9ktvanf2x_v5ml1pureul">
+            <w:hyperlink w:history="1" r:id="rIdcypkpwga-iyv4emadvoml">
               <w:r>
                 <w:rPr>
                   <w:rFonts w:ascii="Arial" w:cs="Arial" w:eastAsia="Arial" w:hAnsi="Arial"/>
@@ -8025,7 +8025,7 @@
               <w:spacing w:after="10" w:before="0"/>
               <w:ind w:left="120"/>
             </w:pPr>
-            <w:hyperlink w:history="1" r:id="rIdutnq-uwfqdtur3legyakj">
+            <w:hyperlink w:history="1" r:id="rId8d2ejbbio-ff-tr-pcsce">
               <w:r>
                 <w:rPr>
                   <w:rFonts w:ascii="Arial" w:cs="Arial" w:eastAsia="Arial" w:hAnsi="Arial"/>
@@ -8550,7 +8550,7 @@
         </w:rPr>
         <w:t xml:space="preserve">© 2026 SeaVuria and ARES. Aligned with KICD objectives. Developed by SeaVuria; technical implementation by ARES (with AI assistance from Claude). Licensed under </w:t>
       </w:r>
-      <w:hyperlink w:history="1" r:id="rIdob6hvgnea-qcgmo7djjpx">
+      <w:hyperlink w:history="1" r:id="rIdxgrpx30rfupkfld7v2i13">
         <w:r>
           <w:rPr>
             <w:rFonts w:ascii="Arial" w:cs="Arial" w:eastAsia="Arial" w:hAnsi="Arial"/>
@@ -8571,7 +8571,7 @@
         </w:rPr>
         <w:t xml:space="preserve"> (</w:t>
       </w:r>
-      <w:hyperlink w:history="1" r:id="rId_zpligemi3zjbaugvymft">
+      <w:hyperlink w:history="1" r:id="rIdrgrnewujovzisp6z0ajzb">
         <w:r>
           <w:rPr>
             <w:rFonts w:ascii="Arial" w:cs="Arial" w:eastAsia="Arial" w:hAnsi="Arial"/>
@@ -9611,7 +9611,7 @@
             <w:pPr>
               <w:spacing w:after="20" w:before="0"/>
             </w:pPr>
-            <w:hyperlink w:history="1" r:id="rIda4ab3mzwhekn7zr8t9iby">
+            <w:hyperlink w:history="1" r:id="rIdqorypan1oan7_rm2f811t">
               <w:r>
                 <w:rPr>
                   <w:rFonts w:ascii="Arial" w:cs="Arial" w:eastAsia="Arial" w:hAnsi="Arial"/>
@@ -9660,7 +9660,7 @@
               <w:spacing w:after="10" w:before="0"/>
               <w:ind w:left="120"/>
             </w:pPr>
-            <w:hyperlink w:history="1" r:id="rIdia869tjn6bvqpli4ho6f0">
+            <w:hyperlink w:history="1" r:id="rIdj8ydbc-cbv8ffltfc0h1d">
               <w:r>
                 <w:rPr>
                   <w:rFonts w:ascii="Arial" w:cs="Arial" w:eastAsia="Arial" w:hAnsi="Arial"/>
@@ -9705,7 +9705,7 @@
             <w:pPr>
               <w:spacing w:after="20" w:before="0"/>
             </w:pPr>
-            <w:hyperlink w:history="1" r:id="rIdvmcqm4ivqhaqxhzyhpuwr">
+            <w:hyperlink w:history="1" r:id="rIdv43rtqdrxaqla7r8dityx">
               <w:r>
                 <w:rPr>
                   <w:rFonts w:ascii="Arial" w:cs="Arial" w:eastAsia="Arial" w:hAnsi="Arial"/>
@@ -9738,7 +9738,7 @@
               <w:spacing w:after="10" w:before="0"/>
               <w:ind w:left="120"/>
             </w:pPr>
-            <w:hyperlink w:history="1" r:id="rIdcwzp_7fermsle2-ebj3_c">
+            <w:hyperlink w:history="1" r:id="rIdylraefh3qaqelinro0tcv">
               <w:r>
                 <w:rPr>
                   <w:rFonts w:ascii="Arial" w:cs="Arial" w:eastAsia="Arial" w:hAnsi="Arial"/>
@@ -9938,7 +9938,7 @@
             <w:pPr>
               <w:spacing w:after="20" w:before="0"/>
             </w:pPr>
-            <w:hyperlink w:history="1" r:id="rIdxh4snmiqvdwiqg6j7juya">
+            <w:hyperlink w:history="1" r:id="rIdobhhf02h-gdje2bpflpao">
               <w:r>
                 <w:rPr>
                   <w:rFonts w:ascii="Arial" w:cs="Arial" w:eastAsia="Arial" w:hAnsi="Arial"/>
@@ -9987,7 +9987,7 @@
               <w:spacing w:after="10" w:before="0"/>
               <w:ind w:left="120"/>
             </w:pPr>
-            <w:hyperlink w:history="1" r:id="rIdktw8pyj95utau8u_rcc9k">
+            <w:hyperlink w:history="1" r:id="rId_6yrwjhchiia3mfetvy4o">
               <w:r>
                 <w:rPr>
                   <w:rFonts w:ascii="Arial" w:cs="Arial" w:eastAsia="Arial" w:hAnsi="Arial"/>
@@ -10032,7 +10032,7 @@
             <w:pPr>
               <w:spacing w:after="20" w:before="0"/>
             </w:pPr>
-            <w:hyperlink w:history="1" r:id="rIdg6go5d_etrzgohohqukhj">
+            <w:hyperlink w:history="1" r:id="rIdkh0e6dxfm2uhfwiumk3rz">
               <w:r>
                 <w:rPr>
                   <w:rFonts w:ascii="Arial" w:cs="Arial" w:eastAsia="Arial" w:hAnsi="Arial"/>
@@ -10065,7 +10065,7 @@
               <w:spacing w:after="10" w:before="0"/>
               <w:ind w:left="120"/>
             </w:pPr>
-            <w:hyperlink w:history="1" r:id="rIdkhfavyrlpa51fgdirh2ml">
+            <w:hyperlink w:history="1" r:id="rIdwitfyi3au9yu44hr8sxte">
               <w:r>
                 <w:rPr>
                   <w:rFonts w:ascii="Arial" w:cs="Arial" w:eastAsia="Arial" w:hAnsi="Arial"/>
@@ -10265,7 +10265,7 @@
             <w:pPr>
               <w:spacing w:after="20" w:before="0"/>
             </w:pPr>
-            <w:hyperlink w:history="1" r:id="rIdoo3zz7eha65qus5isbxmb">
+            <w:hyperlink w:history="1" r:id="rId8zmangviccjgxcpavnoon">
               <w:r>
                 <w:rPr>
                   <w:rFonts w:ascii="Arial" w:cs="Arial" w:eastAsia="Arial" w:hAnsi="Arial"/>
@@ -10314,7 +10314,7 @@
               <w:spacing w:after="10" w:before="0"/>
               <w:ind w:left="120"/>
             </w:pPr>
-            <w:hyperlink w:history="1" r:id="rIddvfb6choc6x8ziht4gap3">
+            <w:hyperlink w:history="1" r:id="rIdnwq8ttmpujndgrqetbyay">
               <w:r>
                 <w:rPr>
                   <w:rFonts w:ascii="Arial" w:cs="Arial" w:eastAsia="Arial" w:hAnsi="Arial"/>
@@ -10359,7 +10359,7 @@
             <w:pPr>
               <w:spacing w:after="20" w:before="0"/>
             </w:pPr>
-            <w:hyperlink w:history="1" r:id="rIddgwr30chkyw0zleadgnue">
+            <w:hyperlink w:history="1" r:id="rIdzncvigmrzlgdbifiss3nb">
               <w:r>
                 <w:rPr>
                   <w:rFonts w:ascii="Arial" w:cs="Arial" w:eastAsia="Arial" w:hAnsi="Arial"/>
@@ -10392,7 +10392,7 @@
               <w:spacing w:after="10" w:before="0"/>
               <w:ind w:left="120"/>
             </w:pPr>
-            <w:hyperlink w:history="1" r:id="rId-g7f_iijfasyzdbwr56wl">
+            <w:hyperlink w:history="1" r:id="rIdu0tnwa7uredh0wjtyv0gr">
               <w:r>
                 <w:rPr>
                   <w:rFonts w:ascii="Arial" w:cs="Arial" w:eastAsia="Arial" w:hAnsi="Arial"/>
@@ -10592,7 +10592,7 @@
             <w:pPr>
               <w:spacing w:after="20" w:before="0"/>
             </w:pPr>
-            <w:hyperlink w:history="1" r:id="rIdqlfmn47myqsk3xnofigp5">
+            <w:hyperlink w:history="1" r:id="rIdukmoppvyy5hrcfsmeotgk">
               <w:r>
                 <w:rPr>
                   <w:rFonts w:ascii="Arial" w:cs="Arial" w:eastAsia="Arial" w:hAnsi="Arial"/>
@@ -10641,7 +10641,7 @@
               <w:spacing w:after="10" w:before="0"/>
               <w:ind w:left="120"/>
             </w:pPr>
-            <w:hyperlink w:history="1" r:id="rIdsba95zq5r-y0rh12nda3w">
+            <w:hyperlink w:history="1" r:id="rIdjcnh5xzh2mkjysn9wmj-d">
               <w:r>
                 <w:rPr>
                   <w:rFonts w:ascii="Arial" w:cs="Arial" w:eastAsia="Arial" w:hAnsi="Arial"/>
@@ -10686,7 +10686,7 @@
             <w:pPr>
               <w:spacing w:after="20" w:before="0"/>
             </w:pPr>
-            <w:hyperlink w:history="1" r:id="rIds0clk9wwrpf5e0flg_9tt">
+            <w:hyperlink w:history="1" r:id="rId9ujb1yc9ddhaiouxwy0nx">
               <w:r>
                 <w:rPr>
                   <w:rFonts w:ascii="Arial" w:cs="Arial" w:eastAsia="Arial" w:hAnsi="Arial"/>
@@ -10719,7 +10719,7 @@
               <w:spacing w:after="10" w:before="0"/>
               <w:ind w:left="120"/>
             </w:pPr>
-            <w:hyperlink w:history="1" r:id="rIdypptx5m9stiwway7qbk8z">
+            <w:hyperlink w:history="1" r:id="rIdvyk6c5-espovfwy_eeybk">
               <w:r>
                 <w:rPr>
                   <w:rFonts w:ascii="Arial" w:cs="Arial" w:eastAsia="Arial" w:hAnsi="Arial"/>
@@ -10919,7 +10919,7 @@
             <w:pPr>
               <w:spacing w:after="20" w:before="0"/>
             </w:pPr>
-            <w:hyperlink w:history="1" r:id="rIddz9laxl7edfjvaldc1qpj">
+            <w:hyperlink w:history="1" r:id="rIdsvzskqlia5h9qitbyvjpu">
               <w:r>
                 <w:rPr>
                   <w:rFonts w:ascii="Arial" w:cs="Arial" w:eastAsia="Arial" w:hAnsi="Arial"/>
@@ -10968,7 +10968,7 @@
               <w:spacing w:after="10" w:before="0"/>
               <w:ind w:left="120"/>
             </w:pPr>
-            <w:hyperlink w:history="1" r:id="rIdj7gl084mlolta7mmkbtwq">
+            <w:hyperlink w:history="1" r:id="rId6whdeexifsnomixdrpolb">
               <w:r>
                 <w:rPr>
                   <w:rFonts w:ascii="Arial" w:cs="Arial" w:eastAsia="Arial" w:hAnsi="Arial"/>
@@ -11013,7 +11013,7 @@
             <w:pPr>
               <w:spacing w:after="20" w:before="0"/>
             </w:pPr>
-            <w:hyperlink w:history="1" r:id="rIdsx6ci7ubkblchdgo8wlkj">
+            <w:hyperlink w:history="1" r:id="rIdcgdszgfvdqmwgmyoi3eqa">
               <w:r>
                 <w:rPr>
                   <w:rFonts w:ascii="Arial" w:cs="Arial" w:eastAsia="Arial" w:hAnsi="Arial"/>
@@ -11062,7 +11062,7 @@
               <w:spacing w:after="10" w:before="0"/>
               <w:ind w:left="120"/>
             </w:pPr>
-            <w:hyperlink w:history="1" r:id="rIdeos4f4xteeenhbbjeinyk">
+            <w:hyperlink w:history="1" r:id="rIdzqcwjsku4-lzfspf7ezmc">
               <w:r>
                 <w:rPr>
                   <w:rFonts w:ascii="Arial" w:cs="Arial" w:eastAsia="Arial" w:hAnsi="Arial"/>
@@ -11587,7 +11587,7 @@
         </w:rPr>
         <w:t xml:space="preserve">© 2026 SeaVuria and ARES. Aligned with KICD objectives. Developed by SeaVuria; technical implementation by ARES (with AI assistance from Claude). Licensed under </w:t>
       </w:r>
-      <w:hyperlink w:history="1" r:id="rIdhsd4gbxcqorzgmmto-kbh">
+      <w:hyperlink w:history="1" r:id="rIdplxyajrqquswg_pcsboqn">
         <w:r>
           <w:rPr>
             <w:rFonts w:ascii="Arial" w:cs="Arial" w:eastAsia="Arial" w:hAnsi="Arial"/>
@@ -11608,7 +11608,7 @@
         </w:rPr>
         <w:t xml:space="preserve"> (</w:t>
       </w:r>
-      <w:hyperlink w:history="1" r:id="rIdllykzwfzb8yjll0fdmm3c">
+      <w:hyperlink w:history="1" r:id="rIdkacner_h3w-jpeqjcrmj2">
         <w:r>
           <w:rPr>
             <w:rFonts w:ascii="Arial" w:cs="Arial" w:eastAsia="Arial" w:hAnsi="Arial"/>
@@ -12648,7 +12648,7 @@
             <w:pPr>
               <w:spacing w:after="20" w:before="0"/>
             </w:pPr>
-            <w:hyperlink w:history="1" r:id="rIdzmmzgo5g_bjxzzwxcruoi">
+            <w:hyperlink w:history="1" r:id="rIdey6usg7fbqcxmxdmsu_qd">
               <w:r>
                 <w:rPr>
                   <w:rFonts w:ascii="Arial" w:cs="Arial" w:eastAsia="Arial" w:hAnsi="Arial"/>
@@ -12681,7 +12681,7 @@
               <w:spacing w:after="10" w:before="0"/>
               <w:ind w:left="120"/>
             </w:pPr>
-            <w:hyperlink w:history="1" r:id="rIdvpcrls56b3mrr8t5miuha">
+            <w:hyperlink w:history="1" r:id="rIdnh4-fjnz2dgsobbjt6ju8">
               <w:r>
                 <w:rPr>
                   <w:rFonts w:ascii="Arial" w:cs="Arial" w:eastAsia="Arial" w:hAnsi="Arial"/>
@@ -12743,7 +12743,7 @@
               <w:spacing w:after="10" w:before="0"/>
               <w:ind w:left="120"/>
             </w:pPr>
-            <w:hyperlink w:history="1" r:id="rIdr8m8yp_ujwfh0b-enad9c">
+            <w:hyperlink w:history="1" r:id="rId6d9fxjerg6ugh-_lslla-">
               <w:r>
                 <w:rPr>
                   <w:rFonts w:ascii="Arial" w:cs="Arial" w:eastAsia="Arial" w:hAnsi="Arial"/>
@@ -12958,7 +12958,7 @@
             <w:pPr>
               <w:spacing w:after="20" w:before="0"/>
             </w:pPr>
-            <w:hyperlink w:history="1" r:id="rIdhpcuvqrkhjgmw7xpzth22">
+            <w:hyperlink w:history="1" r:id="rIdr0pu3gpzyzavs23dbds_g">
               <w:r>
                 <w:rPr>
                   <w:rFonts w:ascii="Arial" w:cs="Arial" w:eastAsia="Arial" w:hAnsi="Arial"/>
@@ -12991,7 +12991,7 @@
               <w:spacing w:after="10" w:before="0"/>
               <w:ind w:left="120"/>
             </w:pPr>
-            <w:hyperlink w:history="1" r:id="rId_2ofmblfhlk6kvssoi7jm">
+            <w:hyperlink w:history="1" r:id="rId-srckndzdmeaz1ub2uiqh">
               <w:r>
                 <w:rPr>
                   <w:rFonts w:ascii="Arial" w:cs="Arial" w:eastAsia="Arial" w:hAnsi="Arial"/>
@@ -13053,7 +13053,7 @@
               <w:spacing w:after="10" w:before="0"/>
               <w:ind w:left="120"/>
             </w:pPr>
-            <w:hyperlink w:history="1" r:id="rIdblbba34dkyjhxqpik7jum">
+            <w:hyperlink w:history="1" r:id="rIdzx89hujtmoqsldv3djsod">
               <w:r>
                 <w:rPr>
                   <w:rFonts w:ascii="Arial" w:cs="Arial" w:eastAsia="Arial" w:hAnsi="Arial"/>
@@ -13268,7 +13268,7 @@
             <w:pPr>
               <w:spacing w:after="20" w:before="0"/>
             </w:pPr>
-            <w:hyperlink w:history="1" r:id="rId3_mgowgy8slymv5z8kbxs">
+            <w:hyperlink w:history="1" r:id="rIdvcjwktkhw9tu9dveedi7u">
               <w:r>
                 <w:rPr>
                   <w:rFonts w:ascii="Arial" w:cs="Arial" w:eastAsia="Arial" w:hAnsi="Arial"/>
@@ -13301,7 +13301,7 @@
               <w:spacing w:after="10" w:before="0"/>
               <w:ind w:left="120"/>
             </w:pPr>
-            <w:hyperlink w:history="1" r:id="rIde1oik9petk6mfl8benpdj">
+            <w:hyperlink w:history="1" r:id="rIdmgms6_o3te0ab48cnqel0">
               <w:r>
                 <w:rPr>
                   <w:rFonts w:ascii="Arial" w:cs="Arial" w:eastAsia="Arial" w:hAnsi="Arial"/>
@@ -13363,7 +13363,7 @@
               <w:spacing w:after="10" w:before="0"/>
               <w:ind w:left="120"/>
             </w:pPr>
-            <w:hyperlink w:history="1" r:id="rIdl_1o5ltygcsjymjrkfimw">
+            <w:hyperlink w:history="1" r:id="rIdnyvssg8d19n5msezv9p9v">
               <w:r>
                 <w:rPr>
                   <w:rFonts w:ascii="Arial" w:cs="Arial" w:eastAsia="Arial" w:hAnsi="Arial"/>
@@ -13578,7 +13578,7 @@
             <w:pPr>
               <w:spacing w:after="20" w:before="0"/>
             </w:pPr>
-            <w:hyperlink w:history="1" r:id="rIdlkylc5iw_jqqfv5se_b1j">
+            <w:hyperlink w:history="1" r:id="rIddh3swn7egepao_frxg4mf">
               <w:r>
                 <w:rPr>
                   <w:rFonts w:ascii="Arial" w:cs="Arial" w:eastAsia="Arial" w:hAnsi="Arial"/>
@@ -13611,7 +13611,7 @@
               <w:spacing w:after="10" w:before="0"/>
               <w:ind w:left="120"/>
             </w:pPr>
-            <w:hyperlink w:history="1" r:id="rIdgiucbkmfeq5gpa-j_rn4r">
+            <w:hyperlink w:history="1" r:id="rIdjtrz2wnb3lrhdggjf3il2">
               <w:r>
                 <w:rPr>
                   <w:rFonts w:ascii="Arial" w:cs="Arial" w:eastAsia="Arial" w:hAnsi="Arial"/>
@@ -13673,7 +13673,7 @@
               <w:spacing w:after="10" w:before="0"/>
               <w:ind w:left="120"/>
             </w:pPr>
-            <w:hyperlink w:history="1" r:id="rIdvvwo5uft8dw-5crv-sqlt">
+            <w:hyperlink w:history="1" r:id="rId36arrrgqmrixystyudvjo">
               <w:r>
                 <w:rPr>
                   <w:rFonts w:ascii="Arial" w:cs="Arial" w:eastAsia="Arial" w:hAnsi="Arial"/>
@@ -13888,7 +13888,7 @@
             <w:pPr>
               <w:spacing w:after="20" w:before="0"/>
             </w:pPr>
-            <w:hyperlink w:history="1" r:id="rIdodroearflpibcyqwdlppc">
+            <w:hyperlink w:history="1" r:id="rIdqyioplsemigud60zqdqlm">
               <w:r>
                 <w:rPr>
                   <w:rFonts w:ascii="Arial" w:cs="Arial" w:eastAsia="Arial" w:hAnsi="Arial"/>
@@ -13937,7 +13937,7 @@
               <w:spacing w:after="10" w:before="0"/>
               <w:ind w:left="120"/>
             </w:pPr>
-            <w:hyperlink w:history="1" r:id="rIdx2jsz2r1yp5hzo3dxwmjc">
+            <w:hyperlink w:history="1" r:id="rId1hecljjfq7owyu7app-6r">
               <w:r>
                 <w:rPr>
                   <w:rFonts w:ascii="Arial" w:cs="Arial" w:eastAsia="Arial" w:hAnsi="Arial"/>
@@ -13999,7 +13999,7 @@
               <w:spacing w:after="10" w:before="0"/>
               <w:ind w:left="120"/>
             </w:pPr>
-            <w:hyperlink w:history="1" r:id="rIdl2ms1xzukdr2ohjoijjjr">
+            <w:hyperlink w:history="1" r:id="rId7fkyooyzitjjydwz4gng8">
               <w:r>
                 <w:rPr>
                   <w:rFonts w:ascii="Arial" w:cs="Arial" w:eastAsia="Arial" w:hAnsi="Arial"/>
@@ -14539,7 +14539,7 @@
         </w:rPr>
         <w:t xml:space="preserve">© 2026 SeaVuria and ARES. Aligned with KICD objectives. Developed by SeaVuria; technical implementation by ARES (with AI assistance from Claude). Licensed under </w:t>
       </w:r>
-      <w:hyperlink w:history="1" r:id="rIdd2dg-7o13el5b8eo_bpl_">
+      <w:hyperlink w:history="1" r:id="rIdz-tvpnxppjdl7vjbge5ei">
         <w:r>
           <w:rPr>
             <w:rFonts w:ascii="Arial" w:cs="Arial" w:eastAsia="Arial" w:hAnsi="Arial"/>
@@ -14560,7 +14560,7 @@
         </w:rPr>
         <w:t xml:space="preserve"> (</w:t>
       </w:r>
-      <w:hyperlink w:history="1" r:id="rIdtigd1uigg3tgpjhn_hixa">
+      <w:hyperlink w:history="1" r:id="rId6yyj3wamxap3_eq0lvaz7">
         <w:r>
           <w:rPr>
             <w:rFonts w:ascii="Arial" w:cs="Arial" w:eastAsia="Arial" w:hAnsi="Arial"/>
@@ -15600,7 +15600,7 @@
             <w:pPr>
               <w:spacing w:after="20" w:before="0"/>
             </w:pPr>
-            <w:hyperlink w:history="1" r:id="rIdeph_6ey33s-y2ae8kk_gz">
+            <w:hyperlink w:history="1" r:id="rIdueiuv6d2tsbrl5nolnwu2">
               <w:r>
                 <w:rPr>
                   <w:rFonts w:ascii="Arial" w:cs="Arial" w:eastAsia="Arial" w:hAnsi="Arial"/>
@@ -15633,7 +15633,7 @@
               <w:spacing w:after="10" w:before="0"/>
               <w:ind w:left="120"/>
             </w:pPr>
-            <w:hyperlink w:history="1" r:id="rIdosyz-tba_qskprtkl-dqs">
+            <w:hyperlink w:history="1" r:id="rIdhoxns-0cqaq7tdlvubwnc">
               <w:r>
                 <w:rPr>
                   <w:rFonts w:ascii="Arial" w:cs="Arial" w:eastAsia="Arial" w:hAnsi="Arial"/>
@@ -15678,7 +15678,7 @@
             <w:pPr>
               <w:spacing w:after="20" w:before="0"/>
             </w:pPr>
-            <w:hyperlink w:history="1" r:id="rIdwmd7193n2az6rtcawphhv">
+            <w:hyperlink w:history="1" r:id="rIdiya66ug4biirv3smq_qxy">
               <w:r>
                 <w:rPr>
                   <w:rFonts w:ascii="Arial" w:cs="Arial" w:eastAsia="Arial" w:hAnsi="Arial"/>
@@ -15711,7 +15711,7 @@
               <w:spacing w:after="10" w:before="0"/>
               <w:ind w:left="120"/>
             </w:pPr>
-            <w:hyperlink w:history="1" r:id="rIdmbka9rodtpoqckfknovqb">
+            <w:hyperlink w:history="1" r:id="rIdoten-5nd9_r3gxx9cxmvr">
               <w:r>
                 <w:rPr>
                   <w:rFonts w:ascii="Arial" w:cs="Arial" w:eastAsia="Arial" w:hAnsi="Arial"/>
@@ -15911,7 +15911,7 @@
             <w:pPr>
               <w:spacing w:after="20" w:before="0"/>
             </w:pPr>
-            <w:hyperlink w:history="1" r:id="rIdilht8tfndpkinnlnfpsgr">
+            <w:hyperlink w:history="1" r:id="rIdiaip-l8r2pauz56d08g5c">
               <w:r>
                 <w:rPr>
                   <w:rFonts w:ascii="Arial" w:cs="Arial" w:eastAsia="Arial" w:hAnsi="Arial"/>
@@ -15944,7 +15944,7 @@
               <w:spacing w:after="10" w:before="0"/>
               <w:ind w:left="120"/>
             </w:pPr>
-            <w:hyperlink w:history="1" r:id="rIdd7nodvqs_g2xwwt9kuyox">
+            <w:hyperlink w:history="1" r:id="rIdxac9yhfb5bbbr2qu33kve">
               <w:r>
                 <w:rPr>
                   <w:rFonts w:ascii="Arial" w:cs="Arial" w:eastAsia="Arial" w:hAnsi="Arial"/>
@@ -15989,7 +15989,7 @@
             <w:pPr>
               <w:spacing w:after="20" w:before="0"/>
             </w:pPr>
-            <w:hyperlink w:history="1" r:id="rIdpo2wwnw7pvhcub6q-_t3q">
+            <w:hyperlink w:history="1" r:id="rIdne3gay4ir0ovo6f-ntonp">
               <w:r>
                 <w:rPr>
                   <w:rFonts w:ascii="Arial" w:cs="Arial" w:eastAsia="Arial" w:hAnsi="Arial"/>
@@ -16022,7 +16022,7 @@
               <w:spacing w:after="10" w:before="0"/>
               <w:ind w:left="120"/>
             </w:pPr>
-            <w:hyperlink w:history="1" r:id="rIddfqoz5f_iwvhoum0qnccv">
+            <w:hyperlink w:history="1" r:id="rIdgcgbzs9ipye8dm_cpjaov">
               <w:r>
                 <w:rPr>
                   <w:rFonts w:ascii="Arial" w:cs="Arial" w:eastAsia="Arial" w:hAnsi="Arial"/>
@@ -16222,7 +16222,7 @@
             <w:pPr>
               <w:spacing w:after="20" w:before="0"/>
             </w:pPr>
-            <w:hyperlink w:history="1" r:id="rIdtm1wcxjjo0bt9ctvnktf1">
+            <w:hyperlink w:history="1" r:id="rIdjwyslslgm3l-ubmbkotxt">
               <w:r>
                 <w:rPr>
                   <w:rFonts w:ascii="Arial" w:cs="Arial" w:eastAsia="Arial" w:hAnsi="Arial"/>
@@ -16255,7 +16255,7 @@
               <w:spacing w:after="10" w:before="0"/>
               <w:ind w:left="120"/>
             </w:pPr>
-            <w:hyperlink w:history="1" r:id="rIdnd8vlgukkwaic6kumop_a">
+            <w:hyperlink w:history="1" r:id="rIdfemftxg9iu3ivaqt2aee5">
               <w:r>
                 <w:rPr>
                   <w:rFonts w:ascii="Arial" w:cs="Arial" w:eastAsia="Arial" w:hAnsi="Arial"/>
@@ -16300,7 +16300,7 @@
             <w:pPr>
               <w:spacing w:after="20" w:before="0"/>
             </w:pPr>
-            <w:hyperlink w:history="1" r:id="rIdycmcbz2j9wpbq26pfmfbb">
+            <w:hyperlink w:history="1" r:id="rIdjmxsiuzmdjv6ugtyey47u">
               <w:r>
                 <w:rPr>
                   <w:rFonts w:ascii="Arial" w:cs="Arial" w:eastAsia="Arial" w:hAnsi="Arial"/>
@@ -16349,7 +16349,7 @@
               <w:spacing w:after="10" w:before="0"/>
               <w:ind w:left="120"/>
             </w:pPr>
-            <w:hyperlink w:history="1" r:id="rIdhvprmhn7wp1w_ckyfo_ai">
+            <w:hyperlink w:history="1" r:id="rId9obu-x9h5ifgz8dy7fncc">
               <w:r>
                 <w:rPr>
                   <w:rFonts w:ascii="Arial" w:cs="Arial" w:eastAsia="Arial" w:hAnsi="Arial"/>
@@ -16549,7 +16549,7 @@
             <w:pPr>
               <w:spacing w:after="20" w:before="0"/>
             </w:pPr>
-            <w:hyperlink w:history="1" r:id="rIdizdkbimlznlorlv-kxjqf">
+            <w:hyperlink w:history="1" r:id="rId1diqzkdwurorv8sw752pc">
               <w:r>
                 <w:rPr>
                   <w:rFonts w:ascii="Arial" w:cs="Arial" w:eastAsia="Arial" w:hAnsi="Arial"/>
@@ -16582,7 +16582,7 @@
               <w:spacing w:after="10" w:before="0"/>
               <w:ind w:left="120"/>
             </w:pPr>
-            <w:hyperlink w:history="1" r:id="rIdx4l9fow_r9a7c2vlyft_z">
+            <w:hyperlink w:history="1" r:id="rIdhhokwivyl4botdh98fhh_">
               <w:r>
                 <w:rPr>
                   <w:rFonts w:ascii="Arial" w:cs="Arial" w:eastAsia="Arial" w:hAnsi="Arial"/>
@@ -16627,7 +16627,7 @@
             <w:pPr>
               <w:spacing w:after="20" w:before="0"/>
             </w:pPr>
-            <w:hyperlink w:history="1" r:id="rIdamezts5a6qvomfwncgyus">
+            <w:hyperlink w:history="1" r:id="rIdrqdfikt2gzsl7md-rixob">
               <w:r>
                 <w:rPr>
                   <w:rFonts w:ascii="Arial" w:cs="Arial" w:eastAsia="Arial" w:hAnsi="Arial"/>
@@ -16676,7 +16676,7 @@
               <w:spacing w:after="10" w:before="0"/>
               <w:ind w:left="120"/>
             </w:pPr>
-            <w:hyperlink w:history="1" r:id="rIdizkcqraidwontfvugj1f3">
+            <w:hyperlink w:history="1" r:id="rIdmbepw7vz7s59eya8mdqqv">
               <w:r>
                 <w:rPr>
                   <w:rFonts w:ascii="Arial" w:cs="Arial" w:eastAsia="Arial" w:hAnsi="Arial"/>
@@ -16876,7 +16876,7 @@
             <w:pPr>
               <w:spacing w:after="20" w:before="0"/>
             </w:pPr>
-            <w:hyperlink w:history="1" r:id="rIdazylvzlihfjuopzrhtrh7">
+            <w:hyperlink w:history="1" r:id="rId8_afowhokpa4ravom1rd3">
               <w:r>
                 <w:rPr>
                   <w:rFonts w:ascii="Arial" w:cs="Arial" w:eastAsia="Arial" w:hAnsi="Arial"/>
@@ -16925,7 +16925,7 @@
               <w:spacing w:after="10" w:before="0"/>
               <w:ind w:left="120"/>
             </w:pPr>
-            <w:hyperlink w:history="1" r:id="rIdcu6hoowt3yciioexhxqeg">
+            <w:hyperlink w:history="1" r:id="rIdug55ijwx-kruxfpptdgzd">
               <w:r>
                 <w:rPr>
                   <w:rFonts w:ascii="Arial" w:cs="Arial" w:eastAsia="Arial" w:hAnsi="Arial"/>
@@ -16970,7 +16970,7 @@
             <w:pPr>
               <w:spacing w:after="20" w:before="0"/>
             </w:pPr>
-            <w:hyperlink w:history="1" r:id="rId1okm4lxb9zqrk0i2r_gxp">
+            <w:hyperlink w:history="1" r:id="rIdinw6ocksdmpuyqddgx1c1">
               <w:r>
                 <w:rPr>
                   <w:rFonts w:ascii="Arial" w:cs="Arial" w:eastAsia="Arial" w:hAnsi="Arial"/>
@@ -17019,7 +17019,7 @@
               <w:spacing w:after="10" w:before="0"/>
               <w:ind w:left="120"/>
             </w:pPr>
-            <w:hyperlink w:history="1" r:id="rIdztsu0ydfauo7gk_eheln5">
+            <w:hyperlink w:history="1" r:id="rIdwihuid9noo0fmt9spoeox">
               <w:r>
                 <w:rPr>
                   <w:rFonts w:ascii="Arial" w:cs="Arial" w:eastAsia="Arial" w:hAnsi="Arial"/>
@@ -17544,7 +17544,7 @@
         </w:rPr>
         <w:t xml:space="preserve">© 2026 SeaVuria and ARES. Aligned with KICD objectives. Developed by SeaVuria; technical implementation by ARES (with AI assistance from Claude). Licensed under </w:t>
       </w:r>
-      <w:hyperlink w:history="1" r:id="rIdg4eyv7v7dhyx0hcriiynk">
+      <w:hyperlink w:history="1" r:id="rId3ok_w9wy_zicemprxoe-g">
         <w:r>
           <w:rPr>
             <w:rFonts w:ascii="Arial" w:cs="Arial" w:eastAsia="Arial" w:hAnsi="Arial"/>
@@ -17565,7 +17565,7 @@
         </w:rPr>
         <w:t xml:space="preserve"> (</w:t>
       </w:r>
-      <w:hyperlink w:history="1" r:id="rIdnety_yys28givzdcfntjf">
+      <w:hyperlink w:history="1" r:id="rIdwgcesnfkqct2pflva48eu">
         <w:r>
           <w:rPr>
             <w:rFonts w:ascii="Arial" w:cs="Arial" w:eastAsia="Arial" w:hAnsi="Arial"/>
@@ -18605,7 +18605,7 @@
             <w:pPr>
               <w:spacing w:after="20" w:before="0"/>
             </w:pPr>
-            <w:hyperlink w:history="1" r:id="rIdb9drkbrnqm0zlh9le8ugh">
+            <w:hyperlink w:history="1" r:id="rIdaz2tv6ex-dwsdmvsvv_kg">
               <w:r>
                 <w:rPr>
                   <w:rFonts w:ascii="Arial" w:cs="Arial" w:eastAsia="Arial" w:hAnsi="Arial"/>
@@ -18638,7 +18638,7 @@
               <w:spacing w:after="10" w:before="0"/>
               <w:ind w:left="120"/>
             </w:pPr>
-            <w:hyperlink w:history="1" r:id="rIdxpmwpwymxecz8ew9n0ycc">
+            <w:hyperlink w:history="1" r:id="rIdwcifxzorykcrrj3taytbb">
               <w:r>
                 <w:rPr>
                   <w:rFonts w:ascii="Arial" w:cs="Arial" w:eastAsia="Arial" w:hAnsi="Arial"/>
@@ -18683,7 +18683,7 @@
             <w:pPr>
               <w:spacing w:after="20" w:before="0"/>
             </w:pPr>
-            <w:hyperlink w:history="1" r:id="rIdtaztdbda43qxx0i7jhkh2">
+            <w:hyperlink w:history="1" r:id="rIdpu7eiepk79cwkyymzbjq5">
               <w:r>
                 <w:rPr>
                   <w:rFonts w:ascii="Arial" w:cs="Arial" w:eastAsia="Arial" w:hAnsi="Arial"/>
@@ -18732,7 +18732,7 @@
               <w:spacing w:after="10" w:before="0"/>
               <w:ind w:left="120"/>
             </w:pPr>
-            <w:hyperlink w:history="1" r:id="rIdlwflp_62ds8y7hduewjy1">
+            <w:hyperlink w:history="1" r:id="rIdlicyyd_0ekzk3m8omabjq">
               <w:r>
                 <w:rPr>
                   <w:rFonts w:ascii="Arial" w:cs="Arial" w:eastAsia="Arial" w:hAnsi="Arial"/>
@@ -18932,7 +18932,7 @@
             <w:pPr>
               <w:spacing w:after="20" w:before="0"/>
             </w:pPr>
-            <w:hyperlink w:history="1" r:id="rIdzhpktxej88qeqijhchkdh">
+            <w:hyperlink w:history="1" r:id="rId2w7hm-xmjk0nr2cvpqkdk">
               <w:r>
                 <w:rPr>
                   <w:rFonts w:ascii="Arial" w:cs="Arial" w:eastAsia="Arial" w:hAnsi="Arial"/>
@@ -18965,7 +18965,7 @@
               <w:spacing w:after="10" w:before="0"/>
               <w:ind w:left="120"/>
             </w:pPr>
-            <w:hyperlink w:history="1" r:id="rIdvrtigkufe5vzh8qljwp8l">
+            <w:hyperlink w:history="1" r:id="rIdfh6gik9mtjfma7ohsdi3n">
               <w:r>
                 <w:rPr>
                   <w:rFonts w:ascii="Arial" w:cs="Arial" w:eastAsia="Arial" w:hAnsi="Arial"/>
@@ -19010,7 +19010,7 @@
             <w:pPr>
               <w:spacing w:after="20" w:before="0"/>
             </w:pPr>
-            <w:hyperlink w:history="1" r:id="rIdpa7s2woz-mixqtsu7rwtz">
+            <w:hyperlink w:history="1" r:id="rIdfc9124uc6-iecohi8zrld">
               <w:r>
                 <w:rPr>
                   <w:rFonts w:ascii="Arial" w:cs="Arial" w:eastAsia="Arial" w:hAnsi="Arial"/>
@@ -19059,7 +19059,7 @@
               <w:spacing w:after="10" w:before="0"/>
               <w:ind w:left="120"/>
             </w:pPr>
-            <w:hyperlink w:history="1" r:id="rIdnhyqwrfprhi3ulsanlz-v">
+            <w:hyperlink w:history="1" r:id="rIdudmxghh4fr14u5jpcgn5e">
               <w:r>
                 <w:rPr>
                   <w:rFonts w:ascii="Arial" w:cs="Arial" w:eastAsia="Arial" w:hAnsi="Arial"/>
@@ -19259,7 +19259,7 @@
             <w:pPr>
               <w:spacing w:after="20" w:before="0"/>
             </w:pPr>
-            <w:hyperlink w:history="1" r:id="rId23chffos1hyrxkp1i6hxm">
+            <w:hyperlink w:history="1" r:id="rId5zoyh7vgw5mojuyx4278g">
               <w:r>
                 <w:rPr>
                   <w:rFonts w:ascii="Arial" w:cs="Arial" w:eastAsia="Arial" w:hAnsi="Arial"/>
@@ -19292,7 +19292,7 @@
               <w:spacing w:after="10" w:before="0"/>
               <w:ind w:left="120"/>
             </w:pPr>
-            <w:hyperlink w:history="1" r:id="rId8qe8d51zhv0mj-16wnz5c">
+            <w:hyperlink w:history="1" r:id="rIdkwq1njf-l5s88rzg6ffqh">
               <w:r>
                 <w:rPr>
                   <w:rFonts w:ascii="Arial" w:cs="Arial" w:eastAsia="Arial" w:hAnsi="Arial"/>
@@ -19337,7 +19337,7 @@
             <w:pPr>
               <w:spacing w:after="20" w:before="0"/>
             </w:pPr>
-            <w:hyperlink w:history="1" r:id="rIdx0h-ya3xo9jgk3olpapth">
+            <w:hyperlink w:history="1" r:id="rId6tglcacwtrcutsra7n-o3">
               <w:r>
                 <w:rPr>
                   <w:rFonts w:ascii="Arial" w:cs="Arial" w:eastAsia="Arial" w:hAnsi="Arial"/>
@@ -19386,7 +19386,7 @@
               <w:spacing w:after="10" w:before="0"/>
               <w:ind w:left="120"/>
             </w:pPr>
-            <w:hyperlink w:history="1" r:id="rIdq4ssol3e-udgrboyknorv">
+            <w:hyperlink w:history="1" r:id="rIduppidlmiuvexk3cobchgr">
               <w:r>
                 <w:rPr>
                   <w:rFonts w:ascii="Arial" w:cs="Arial" w:eastAsia="Arial" w:hAnsi="Arial"/>
@@ -19586,7 +19586,7 @@
             <w:pPr>
               <w:spacing w:after="20" w:before="0"/>
             </w:pPr>
-            <w:hyperlink w:history="1" r:id="rIdf5y3ufjjkix8qtrot8qs4">
+            <w:hyperlink w:history="1" r:id="rIdrfdsrw8bda-nuigk4dnmb">
               <w:r>
                 <w:rPr>
                   <w:rFonts w:ascii="Arial" w:cs="Arial" w:eastAsia="Arial" w:hAnsi="Arial"/>
@@ -19619,7 +19619,7 @@
               <w:spacing w:after="10" w:before="0"/>
               <w:ind w:left="120"/>
             </w:pPr>
-            <w:hyperlink w:history="1" r:id="rIdja0sg2vwkoew7p5_mwnlj">
+            <w:hyperlink w:history="1" r:id="rIdetgx_oi58y2k-6nfywupk">
               <w:r>
                 <w:rPr>
                   <w:rFonts w:ascii="Arial" w:cs="Arial" w:eastAsia="Arial" w:hAnsi="Arial"/>
@@ -19664,7 +19664,7 @@
             <w:pPr>
               <w:spacing w:after="20" w:before="0"/>
             </w:pPr>
-            <w:hyperlink w:history="1" r:id="rIdjqzsf2wz4z2l_5ai4vaa1">
+            <w:hyperlink w:history="1" r:id="rIdxeh0wrsjv6ngjvggwdpfu">
               <w:r>
                 <w:rPr>
                   <w:rFonts w:ascii="Arial" w:cs="Arial" w:eastAsia="Arial" w:hAnsi="Arial"/>
@@ -19713,7 +19713,7 @@
               <w:spacing w:after="10" w:before="0"/>
               <w:ind w:left="120"/>
             </w:pPr>
-            <w:hyperlink w:history="1" r:id="rIdikiel-mjjng0jfyrh-fq6">
+            <w:hyperlink w:history="1" r:id="rIdc5zexp_2tr-0uefzxsjxo">
               <w:r>
                 <w:rPr>
                   <w:rFonts w:ascii="Arial" w:cs="Arial" w:eastAsia="Arial" w:hAnsi="Arial"/>
@@ -19913,7 +19913,7 @@
             <w:pPr>
               <w:spacing w:after="20" w:before="0"/>
             </w:pPr>
-            <w:hyperlink w:history="1" r:id="rIdad_jq-ul80t0iflryqyih">
+            <w:hyperlink w:history="1" r:id="rIdfzz6igyfhl6cqyehf5no8">
               <w:r>
                 <w:rPr>
                   <w:rFonts w:ascii="Arial" w:cs="Arial" w:eastAsia="Arial" w:hAnsi="Arial"/>
@@ -19962,7 +19962,7 @@
               <w:spacing w:after="10" w:before="0"/>
               <w:ind w:left="120"/>
             </w:pPr>
-            <w:hyperlink w:history="1" r:id="rIdbskdufgtdilc0s-svntaz">
+            <w:hyperlink w:history="1" r:id="rIdj1mba2qrqk6dkq-d1x0eh">
               <w:r>
                 <w:rPr>
                   <w:rFonts w:ascii="Arial" w:cs="Arial" w:eastAsia="Arial" w:hAnsi="Arial"/>
@@ -20007,7 +20007,7 @@
             <w:pPr>
               <w:spacing w:after="20" w:before="0"/>
             </w:pPr>
-            <w:hyperlink w:history="1" r:id="rId5qvirbs9tqdwbwcllqocs">
+            <w:hyperlink w:history="1" r:id="rId6qgickyt1womjgpxnz_av">
               <w:r>
                 <w:rPr>
                   <w:rFonts w:ascii="Arial" w:cs="Arial" w:eastAsia="Arial" w:hAnsi="Arial"/>
@@ -20056,7 +20056,7 @@
               <w:spacing w:after="10" w:before="0"/>
               <w:ind w:left="120"/>
             </w:pPr>
-            <w:hyperlink w:history="1" r:id="rIdk6p7yuhjuugenejbnl77q">
+            <w:hyperlink w:history="1" r:id="rIdwcdwws_z5--aziaoizqsf">
               <w:r>
                 <w:rPr>
                   <w:rFonts w:ascii="Arial" w:cs="Arial" w:eastAsia="Arial" w:hAnsi="Arial"/>
@@ -20581,7 +20581,7 @@
         </w:rPr>
         <w:t xml:space="preserve">© 2026 SeaVuria and ARES. Aligned with KICD objectives. Developed by SeaVuria; technical implementation by ARES (with AI assistance from Claude). Licensed under </w:t>
       </w:r>
-      <w:hyperlink w:history="1" r:id="rIdt1fwsyxqqm2ryrhbzuxv-">
+      <w:hyperlink w:history="1" r:id="rIda-ixh3lqh8cyhku2c1jfp">
         <w:r>
           <w:rPr>
             <w:rFonts w:ascii="Arial" w:cs="Arial" w:eastAsia="Arial" w:hAnsi="Arial"/>
@@ -20602,7 +20602,7 @@
         </w:rPr>
         <w:t xml:space="preserve"> (</w:t>
       </w:r>
-      <w:hyperlink w:history="1" r:id="rId9_i0nmdbi_ye14wqiqogs">
+      <w:hyperlink w:history="1" r:id="rIdb9usfr3_xlqz9bjpfmibv">
         <w:r>
           <w:rPr>
             <w:rFonts w:ascii="Arial" w:cs="Arial" w:eastAsia="Arial" w:hAnsi="Arial"/>
@@ -21642,7 +21642,7 @@
             <w:pPr>
               <w:spacing w:after="20" w:before="0"/>
             </w:pPr>
-            <w:hyperlink w:history="1" r:id="rId_8z1i-ioopambqd3dkw3s">
+            <w:hyperlink w:history="1" r:id="rIdfemlr6h6k8pswdsptoive">
               <w:r>
                 <w:rPr>
                   <w:rFonts w:ascii="Arial" w:cs="Arial" w:eastAsia="Arial" w:hAnsi="Arial"/>
@@ -21691,7 +21691,7 @@
               <w:spacing w:after="10" w:before="0"/>
               <w:ind w:left="120"/>
             </w:pPr>
-            <w:hyperlink w:history="1" r:id="rIddu8-5inierzxnbxfetc_v">
+            <w:hyperlink w:history="1" r:id="rIdwdj7dn0fjsqrgnqh05x3t">
               <w:r>
                 <w:rPr>
                   <w:rFonts w:ascii="Arial" w:cs="Arial" w:eastAsia="Arial" w:hAnsi="Arial"/>
@@ -21736,7 +21736,7 @@
             <w:pPr>
               <w:spacing w:after="20" w:before="0"/>
             </w:pPr>
-            <w:hyperlink w:history="1" r:id="rIdfejnk-ib61bzfd6jp5cxb">
+            <w:hyperlink w:history="1" r:id="rIdfdkdvjqaqyvbsjggr4mqq">
               <w:r>
                 <w:rPr>
                   <w:rFonts w:ascii="Arial" w:cs="Arial" w:eastAsia="Arial" w:hAnsi="Arial"/>
@@ -21769,7 +21769,7 @@
               <w:spacing w:after="10" w:before="0"/>
               <w:ind w:left="120"/>
             </w:pPr>
-            <w:hyperlink w:history="1" r:id="rIdet3nuf3r2soxh7wzplkme">
+            <w:hyperlink w:history="1" r:id="rIdzlbbxovgukezhygytesii">
               <w:r>
                 <w:rPr>
                   <w:rFonts w:ascii="Arial" w:cs="Arial" w:eastAsia="Arial" w:hAnsi="Arial"/>
@@ -21969,7 +21969,7 @@
             <w:pPr>
               <w:spacing w:after="20" w:before="0"/>
             </w:pPr>
-            <w:hyperlink w:history="1" r:id="rIdqe_xwqxw-lt8sgcpnqw6b">
+            <w:hyperlink w:history="1" r:id="rIdbvepk96jihvnf6goneul8">
               <w:r>
                 <w:rPr>
                   <w:rFonts w:ascii="Arial" w:cs="Arial" w:eastAsia="Arial" w:hAnsi="Arial"/>
@@ -22018,7 +22018,7 @@
               <w:spacing w:after="10" w:before="0"/>
               <w:ind w:left="120"/>
             </w:pPr>
-            <w:hyperlink w:history="1" r:id="rId2qfbuacn-kmkbqrd2cafw">
+            <w:hyperlink w:history="1" r:id="rIdocuwhefzyhfjvqfyh7v9-">
               <w:r>
                 <w:rPr>
                   <w:rFonts w:ascii="Arial" w:cs="Arial" w:eastAsia="Arial" w:hAnsi="Arial"/>
@@ -22063,7 +22063,7 @@
             <w:pPr>
               <w:spacing w:after="20" w:before="0"/>
             </w:pPr>
-            <w:hyperlink w:history="1" r:id="rIdiw3kqar7x7sq_hr50r3bj">
+            <w:hyperlink w:history="1" r:id="rIdo-dk7tl7igiwwhx1bbgx1">
               <w:r>
                 <w:rPr>
                   <w:rFonts w:ascii="Arial" w:cs="Arial" w:eastAsia="Arial" w:hAnsi="Arial"/>
@@ -22096,7 +22096,7 @@
               <w:spacing w:after="10" w:before="0"/>
               <w:ind w:left="120"/>
             </w:pPr>
-            <w:hyperlink w:history="1" r:id="rIddedy33orx_z4qzofnnyoa">
+            <w:hyperlink w:history="1" r:id="rIdpxcod5qihn_dqqwkeasts">
               <w:r>
                 <w:rPr>
                   <w:rFonts w:ascii="Arial" w:cs="Arial" w:eastAsia="Arial" w:hAnsi="Arial"/>
@@ -22296,7 +22296,7 @@
             <w:pPr>
               <w:spacing w:after="20" w:before="0"/>
             </w:pPr>
-            <w:hyperlink w:history="1" r:id="rId-jb1-o7ljm6dfk25rwsbz">
+            <w:hyperlink w:history="1" r:id="rId1xulvf080bj_29d00up8r">
               <w:r>
                 <w:rPr>
                   <w:rFonts w:ascii="Arial" w:cs="Arial" w:eastAsia="Arial" w:hAnsi="Arial"/>
@@ -22345,7 +22345,7 @@
               <w:spacing w:after="10" w:before="0"/>
               <w:ind w:left="120"/>
             </w:pPr>
-            <w:hyperlink w:history="1" r:id="rIdcq0ovtgdc7jhey3iajdwz">
+            <w:hyperlink w:history="1" r:id="rIdwjmlmuf6mjblckkwzpez0">
               <w:r>
                 <w:rPr>
                   <w:rFonts w:ascii="Arial" w:cs="Arial" w:eastAsia="Arial" w:hAnsi="Arial"/>
@@ -22390,7 +22390,7 @@
             <w:pPr>
               <w:spacing w:after="20" w:before="0"/>
             </w:pPr>
-            <w:hyperlink w:history="1" r:id="rIddaorkqhillkragzyo9xrd">
+            <w:hyperlink w:history="1" r:id="rId7gdjsh0dqzh65m_aysja3">
               <w:r>
                 <w:rPr>
                   <w:rFonts w:ascii="Arial" w:cs="Arial" w:eastAsia="Arial" w:hAnsi="Arial"/>
@@ -22423,7 +22423,7 @@
               <w:spacing w:after="10" w:before="0"/>
               <w:ind w:left="120"/>
             </w:pPr>
-            <w:hyperlink w:history="1" r:id="rIds5knnr-ndfjb4l5mf2r5j">
+            <w:hyperlink w:history="1" r:id="rIdqnwho55ndny41mbhu93wg">
               <w:r>
                 <w:rPr>
                   <w:rFonts w:ascii="Arial" w:cs="Arial" w:eastAsia="Arial" w:hAnsi="Arial"/>
@@ -22623,7 +22623,7 @@
             <w:pPr>
               <w:spacing w:after="20" w:before="0"/>
             </w:pPr>
-            <w:hyperlink w:history="1" r:id="rIddfudqqk5prgsyqcqz0rsa">
+            <w:hyperlink w:history="1" r:id="rIdh6eu7vgpmahfhqera_khb">
               <w:r>
                 <w:rPr>
                   <w:rFonts w:ascii="Arial" w:cs="Arial" w:eastAsia="Arial" w:hAnsi="Arial"/>
@@ -22672,7 +22672,7 @@
               <w:spacing w:after="10" w:before="0"/>
               <w:ind w:left="120"/>
             </w:pPr>
-            <w:hyperlink w:history="1" r:id="rIdpy_nvqmlx5owzmwzs-bkl">
+            <w:hyperlink w:history="1" r:id="rIdz0yudogrekcehmrdmptdv">
               <w:r>
                 <w:rPr>
                   <w:rFonts w:ascii="Arial" w:cs="Arial" w:eastAsia="Arial" w:hAnsi="Arial"/>
@@ -22717,7 +22717,7 @@
             <w:pPr>
               <w:spacing w:after="20" w:before="0"/>
             </w:pPr>
-            <w:hyperlink w:history="1" r:id="rIdfkaqnhqmnj3l0h2bai7yt">
+            <w:hyperlink w:history="1" r:id="rId_7dcb02d0jx9-p_x7xgub">
               <w:r>
                 <w:rPr>
                   <w:rFonts w:ascii="Arial" w:cs="Arial" w:eastAsia="Arial" w:hAnsi="Arial"/>
@@ -22750,7 +22750,7 @@
               <w:spacing w:after="10" w:before="0"/>
               <w:ind w:left="120"/>
             </w:pPr>
-            <w:hyperlink w:history="1" r:id="rId0q-rooohhnvy7ectpkm0l">
+            <w:hyperlink w:history="1" r:id="rIdunwg_peyv7jnrs4kgx38a">
               <w:r>
                 <w:rPr>
                   <w:rFonts w:ascii="Arial" w:cs="Arial" w:eastAsia="Arial" w:hAnsi="Arial"/>
@@ -22950,7 +22950,7 @@
             <w:pPr>
               <w:spacing w:after="20" w:before="0"/>
             </w:pPr>
-            <w:hyperlink w:history="1" r:id="rId3rzoea3imbgr7visl4eqd">
+            <w:hyperlink w:history="1" r:id="rIducmg1k92robaw7-6bp1pt">
               <w:r>
                 <w:rPr>
                   <w:rFonts w:ascii="Arial" w:cs="Arial" w:eastAsia="Arial" w:hAnsi="Arial"/>
@@ -22999,7 +22999,7 @@
               <w:spacing w:after="10" w:before="0"/>
               <w:ind w:left="120"/>
             </w:pPr>
-            <w:hyperlink w:history="1" r:id="rIdkmngqg6z9vgz0gt0shp_7">
+            <w:hyperlink w:history="1" r:id="rId7oj2saa2lqm4hzweylsnv">
               <w:r>
                 <w:rPr>
                   <w:rFonts w:ascii="Arial" w:cs="Arial" w:eastAsia="Arial" w:hAnsi="Arial"/>
@@ -23044,7 +23044,7 @@
             <w:pPr>
               <w:spacing w:after="20" w:before="0"/>
             </w:pPr>
-            <w:hyperlink w:history="1" r:id="rIdpic1rb4cvdmm8nxgfn9z3">
+            <w:hyperlink w:history="1" r:id="rIdgszsnjgypavlsreawuulx">
               <w:r>
                 <w:rPr>
                   <w:rFonts w:ascii="Arial" w:cs="Arial" w:eastAsia="Arial" w:hAnsi="Arial"/>
@@ -23077,7 +23077,7 @@
               <w:spacing w:after="10" w:before="0"/>
               <w:ind w:left="120"/>
             </w:pPr>
-            <w:hyperlink w:history="1" r:id="rIdvvvgypvj953xyy7yl4gif">
+            <w:hyperlink w:history="1" r:id="rIdbvdxxoudokhy0zuloqlg1">
               <w:r>
                 <w:rPr>
                   <w:rFonts w:ascii="Arial" w:cs="Arial" w:eastAsia="Arial" w:hAnsi="Arial"/>
@@ -23602,7 +23602,7 @@
         </w:rPr>
         <w:t xml:space="preserve">© 2026 SeaVuria and ARES. Aligned with KICD objectives. Developed by SeaVuria; technical implementation by ARES (with AI assistance from Claude). Licensed under </w:t>
       </w:r>
-      <w:hyperlink w:history="1" r:id="rIdv3cfvh7kd2wrp_8b-8sae">
+      <w:hyperlink w:history="1" r:id="rIdvqtvqz_66duzcs05wz0qz">
         <w:r>
           <w:rPr>
             <w:rFonts w:ascii="Arial" w:cs="Arial" w:eastAsia="Arial" w:hAnsi="Arial"/>
@@ -23623,7 +23623,7 @@
         </w:rPr>
         <w:t xml:space="preserve"> (</w:t>
       </w:r>
-      <w:hyperlink w:history="1" r:id="rIdkn7nfdyo7xmtmgykllm_-">
+      <w:hyperlink w:history="1" r:id="rIdk6xtlikdwglmjz-742t2y">
         <w:r>
           <w:rPr>
             <w:rFonts w:ascii="Arial" w:cs="Arial" w:eastAsia="Arial" w:hAnsi="Arial"/>
@@ -24663,7 +24663,7 @@
             <w:pPr>
               <w:spacing w:after="20" w:before="0"/>
             </w:pPr>
-            <w:hyperlink w:history="1" r:id="rIdrykdetkhnosinnppoabdi">
+            <w:hyperlink w:history="1" r:id="rId6jo7uokyv8ax56ijhq64i">
               <w:r>
                 <w:rPr>
                   <w:rFonts w:ascii="Arial" w:cs="Arial" w:eastAsia="Arial" w:hAnsi="Arial"/>
@@ -24696,7 +24696,7 @@
               <w:spacing w:after="10" w:before="0"/>
               <w:ind w:left="120"/>
             </w:pPr>
-            <w:hyperlink w:history="1" r:id="rIdbq0hkdivvfeepaz-di033">
+            <w:hyperlink w:history="1" r:id="rId2n8sc0sjixrs3rzfuflay">
               <w:r>
                 <w:rPr>
                   <w:rFonts w:ascii="Arial" w:cs="Arial" w:eastAsia="Arial" w:hAnsi="Arial"/>
@@ -24741,7 +24741,7 @@
             <w:pPr>
               <w:spacing w:after="20" w:before="0"/>
             </w:pPr>
-            <w:hyperlink w:history="1" r:id="rIdkh_bzx4qfk3lgyjcy_vgx">
+            <w:hyperlink w:history="1" r:id="rIdjffzgbonnnpgcl6duou-p">
               <w:r>
                 <w:rPr>
                   <w:rFonts w:ascii="Arial" w:cs="Arial" w:eastAsia="Arial" w:hAnsi="Arial"/>
@@ -24774,7 +24774,7 @@
               <w:spacing w:after="10" w:before="0"/>
               <w:ind w:left="120"/>
             </w:pPr>
-            <w:hyperlink w:history="1" r:id="rIdadgxfqunguncdfbb02xrs">
+            <w:hyperlink w:history="1" r:id="rIdzrfdgjducpab9pugp6hf7">
               <w:r>
                 <w:rPr>
                   <w:rFonts w:ascii="Arial" w:cs="Arial" w:eastAsia="Arial" w:hAnsi="Arial"/>
@@ -24974,7 +24974,7 @@
             <w:pPr>
               <w:spacing w:after="20" w:before="0"/>
             </w:pPr>
-            <w:hyperlink w:history="1" r:id="rIdkltqy729o6aretvd9reai">
+            <w:hyperlink w:history="1" r:id="rIdrv2ktiznad86vu8k-fd0k">
               <w:r>
                 <w:rPr>
                   <w:rFonts w:ascii="Arial" w:cs="Arial" w:eastAsia="Arial" w:hAnsi="Arial"/>
@@ -25007,7 +25007,7 @@
               <w:spacing w:after="10" w:before="0"/>
               <w:ind w:left="120"/>
             </w:pPr>
-            <w:hyperlink w:history="1" r:id="rIdpxnrki3xogluyjvfh5g6l">
+            <w:hyperlink w:history="1" r:id="rIdakbxyu-9alkwjc6txocgw">
               <w:r>
                 <w:rPr>
                   <w:rFonts w:ascii="Arial" w:cs="Arial" w:eastAsia="Arial" w:hAnsi="Arial"/>
@@ -25052,7 +25052,7 @@
             <w:pPr>
               <w:spacing w:after="20" w:before="0"/>
             </w:pPr>
-            <w:hyperlink w:history="1" r:id="rIdaa4bmtvx1adqdy336hj33">
+            <w:hyperlink w:history="1" r:id="rIdl5apk-du_ytfddxw-wk7s">
               <w:r>
                 <w:rPr>
                   <w:rFonts w:ascii="Arial" w:cs="Arial" w:eastAsia="Arial" w:hAnsi="Arial"/>
@@ -25085,7 +25085,7 @@
               <w:spacing w:after="10" w:before="0"/>
               <w:ind w:left="120"/>
             </w:pPr>
-            <w:hyperlink w:history="1" r:id="rIdk4qjyfnmxaqyk6oaiyuzo">
+            <w:hyperlink w:history="1" r:id="rId5ptnfs1shc4qbfvn0a3ge">
               <w:r>
                 <w:rPr>
                   <w:rFonts w:ascii="Arial" w:cs="Arial" w:eastAsia="Arial" w:hAnsi="Arial"/>
@@ -25285,7 +25285,7 @@
             <w:pPr>
               <w:spacing w:after="20" w:before="0"/>
             </w:pPr>
-            <w:hyperlink w:history="1" r:id="rIdlfjacjyeq3pdzqfnztry6">
+            <w:hyperlink w:history="1" r:id="rIdrxzfiueuxrx8ub9yafwpa">
               <w:r>
                 <w:rPr>
                   <w:rFonts w:ascii="Arial" w:cs="Arial" w:eastAsia="Arial" w:hAnsi="Arial"/>
@@ -25318,7 +25318,7 @@
               <w:spacing w:after="10" w:before="0"/>
               <w:ind w:left="120"/>
             </w:pPr>
-            <w:hyperlink w:history="1" r:id="rIdfcwhx_rxxr5ux2gwmwcux">
+            <w:hyperlink w:history="1" r:id="rIdiznm9hl1sqfprgcbo87kw">
               <w:r>
                 <w:rPr>
                   <w:rFonts w:ascii="Arial" w:cs="Arial" w:eastAsia="Arial" w:hAnsi="Arial"/>
@@ -25363,7 +25363,7 @@
             <w:pPr>
               <w:spacing w:after="20" w:before="0"/>
             </w:pPr>
-            <w:hyperlink w:history="1" r:id="rIdmst9oprxu8spijyak0eo6">
+            <w:hyperlink w:history="1" r:id="rIdtxoq6xg8bh9cfbo83xvyd">
               <w:r>
                 <w:rPr>
                   <w:rFonts w:ascii="Arial" w:cs="Arial" w:eastAsia="Arial" w:hAnsi="Arial"/>
@@ -25396,7 +25396,7 @@
               <w:spacing w:after="10" w:before="0"/>
               <w:ind w:left="120"/>
             </w:pPr>
-            <w:hyperlink w:history="1" r:id="rIdn_pq079hkcz9nhbvk4jir">
+            <w:hyperlink w:history="1" r:id="rIdcqfwjcecx5j3huvabjd5r">
               <w:r>
                 <w:rPr>
                   <w:rFonts w:ascii="Arial" w:cs="Arial" w:eastAsia="Arial" w:hAnsi="Arial"/>
@@ -25596,7 +25596,7 @@
             <w:pPr>
               <w:spacing w:after="20" w:before="0"/>
             </w:pPr>
-            <w:hyperlink w:history="1" r:id="rIdwo7ozldkznirhqwd191ed">
+            <w:hyperlink w:history="1" r:id="rId_n5lvuuvb0qlgonvtbspg">
               <w:r>
                 <w:rPr>
                   <w:rFonts w:ascii="Arial" w:cs="Arial" w:eastAsia="Arial" w:hAnsi="Arial"/>
@@ -25629,7 +25629,7 @@
               <w:spacing w:after="10" w:before="0"/>
               <w:ind w:left="120"/>
             </w:pPr>
-            <w:hyperlink w:history="1" r:id="rIdmwfutf5_wn7rlwdzoang4">
+            <w:hyperlink w:history="1" r:id="rIdzqm_6lqzdlx6gtzvwhlug">
               <w:r>
                 <w:rPr>
                   <w:rFonts w:ascii="Arial" w:cs="Arial" w:eastAsia="Arial" w:hAnsi="Arial"/>
@@ -25674,7 +25674,7 @@
             <w:pPr>
               <w:spacing w:after="20" w:before="0"/>
             </w:pPr>
-            <w:hyperlink w:history="1" r:id="rIdzwwzo1kkxnndfgjabnbyu">
+            <w:hyperlink w:history="1" r:id="rIdvi6gjrieotqqfiduo6tu6">
               <w:r>
                 <w:rPr>
                   <w:rFonts w:ascii="Arial" w:cs="Arial" w:eastAsia="Arial" w:hAnsi="Arial"/>
@@ -25707,7 +25707,7 @@
               <w:spacing w:after="10" w:before="0"/>
               <w:ind w:left="120"/>
             </w:pPr>
-            <w:hyperlink w:history="1" r:id="rIdib4xngv1pjarisncc1lgn">
+            <w:hyperlink w:history="1" r:id="rIdvlvj_gqu5jvrekinca1yc">
               <w:r>
                 <w:rPr>
                   <w:rFonts w:ascii="Arial" w:cs="Arial" w:eastAsia="Arial" w:hAnsi="Arial"/>
@@ -25907,7 +25907,7 @@
             <w:pPr>
               <w:spacing w:after="20" w:before="0"/>
             </w:pPr>
-            <w:hyperlink w:history="1" r:id="rIde5-uprbxtvhjnex8c5jdn">
+            <w:hyperlink w:history="1" r:id="rIddqtru4h3dmcfdvl5riho4">
               <w:r>
                 <w:rPr>
                   <w:rFonts w:ascii="Arial" w:cs="Arial" w:eastAsia="Arial" w:hAnsi="Arial"/>
@@ -25940,7 +25940,7 @@
               <w:spacing w:after="10" w:before="0"/>
               <w:ind w:left="120"/>
             </w:pPr>
-            <w:hyperlink w:history="1" r:id="rIdqoyiemhz94vlx-3qfocvj">
+            <w:hyperlink w:history="1" r:id="rIdqxzybxfhzdy_oexvwe95p">
               <w:r>
                 <w:rPr>
                   <w:rFonts w:ascii="Arial" w:cs="Arial" w:eastAsia="Arial" w:hAnsi="Arial"/>
@@ -25985,7 +25985,7 @@
             <w:pPr>
               <w:spacing w:after="20" w:before="0"/>
             </w:pPr>
-            <w:hyperlink w:history="1" r:id="rIdzt8lngvg2xviov_35h2q8">
+            <w:hyperlink w:history="1" r:id="rIdf07-rpziv04cxylc1zzyy">
               <w:r>
                 <w:rPr>
                   <w:rFonts w:ascii="Arial" w:cs="Arial" w:eastAsia="Arial" w:hAnsi="Arial"/>
@@ -26034,7 +26034,7 @@
               <w:spacing w:after="10" w:before="0"/>
               <w:ind w:left="120"/>
             </w:pPr>
-            <w:hyperlink w:history="1" r:id="rIdfxuvxcqgmj8oiw7jnlygu">
+            <w:hyperlink w:history="1" r:id="rIds_sqledt4zfgdyiniu2rn">
               <w:r>
                 <w:rPr>
                   <w:rFonts w:ascii="Arial" w:cs="Arial" w:eastAsia="Arial" w:hAnsi="Arial"/>
@@ -26559,7 +26559,7 @@
         </w:rPr>
         <w:t xml:space="preserve">© 2026 SeaVuria and ARES. Aligned with KICD objectives. Developed by SeaVuria; technical implementation by ARES (with AI assistance from Claude). Licensed under </w:t>
       </w:r>
-      <w:hyperlink w:history="1" r:id="rIdklgpquqxkuri_vwklv159">
+      <w:hyperlink w:history="1" r:id="rId77vs_h_fsvzdnfqg8mqa4">
         <w:r>
           <w:rPr>
             <w:rFonts w:ascii="Arial" w:cs="Arial" w:eastAsia="Arial" w:hAnsi="Arial"/>
@@ -26580,7 +26580,7 @@
         </w:rPr>
         <w:t xml:space="preserve"> (</w:t>
       </w:r>
-      <w:hyperlink w:history="1" r:id="rIdmsubav9o4k9i5edxedt0_">
+      <w:hyperlink w:history="1" r:id="rIdlpcyiab0ezhup7tkegb6a">
         <w:r>
           <w:rPr>
             <w:rFonts w:ascii="Arial" w:cs="Arial" w:eastAsia="Arial" w:hAnsi="Arial"/>
@@ -27620,7 +27620,7 @@
             <w:pPr>
               <w:spacing w:after="20" w:before="0"/>
             </w:pPr>
-            <w:hyperlink w:history="1" r:id="rId8bye293kw5drcs9_yzzs2">
+            <w:hyperlink w:history="1" r:id="rIdqtiypkm1wjfcc_fxnm7qp">
               <w:r>
                 <w:rPr>
                   <w:rFonts w:ascii="Arial" w:cs="Arial" w:eastAsia="Arial" w:hAnsi="Arial"/>
@@ -27653,7 +27653,7 @@
               <w:spacing w:after="10" w:before="0"/>
               <w:ind w:left="120"/>
             </w:pPr>
-            <w:hyperlink w:history="1" r:id="rIdj1myui2ye4jwbdwuz52_u">
+            <w:hyperlink w:history="1" r:id="rIdrrjiv7c77q43ltatzsbln">
               <w:r>
                 <w:rPr>
                   <w:rFonts w:ascii="Arial" w:cs="Arial" w:eastAsia="Arial" w:hAnsi="Arial"/>
@@ -27698,7 +27698,7 @@
             <w:pPr>
               <w:spacing w:after="20" w:before="0"/>
             </w:pPr>
-            <w:hyperlink w:history="1" r:id="rIdpxk2auhuc5nedx3r-jnro">
+            <w:hyperlink w:history="1" r:id="rIdiwlrep1l9t2ktiwowreqw">
               <w:r>
                 <w:rPr>
                   <w:rFonts w:ascii="Arial" w:cs="Arial" w:eastAsia="Arial" w:hAnsi="Arial"/>
@@ -27731,7 +27731,7 @@
               <w:spacing w:after="10" w:before="0"/>
               <w:ind w:left="120"/>
             </w:pPr>
-            <w:hyperlink w:history="1" r:id="rIdfv_karom6eacismpfexb_">
+            <w:hyperlink w:history="1" r:id="rId6nu9rvlh3i05ci3pnlzjo">
               <w:r>
                 <w:rPr>
                   <w:rFonts w:ascii="Arial" w:cs="Arial" w:eastAsia="Arial" w:hAnsi="Arial"/>
@@ -27931,7 +27931,7 @@
             <w:pPr>
               <w:spacing w:after="20" w:before="0"/>
             </w:pPr>
-            <w:hyperlink w:history="1" r:id="rId0qcid0uaknzisidnd2kum">
+            <w:hyperlink w:history="1" r:id="rIdb1p0az_6gjzkp0xryxyev">
               <w:r>
                 <w:rPr>
                   <w:rFonts w:ascii="Arial" w:cs="Arial" w:eastAsia="Arial" w:hAnsi="Arial"/>
@@ -27964,7 +27964,7 @@
               <w:spacing w:after="10" w:before="0"/>
               <w:ind w:left="120"/>
             </w:pPr>
-            <w:hyperlink w:history="1" r:id="rIdbrszycrq7krdq9bn312m0">
+            <w:hyperlink w:history="1" r:id="rIdnxi11yr51tngmo1puaudu">
               <w:r>
                 <w:rPr>
                   <w:rFonts w:ascii="Arial" w:cs="Arial" w:eastAsia="Arial" w:hAnsi="Arial"/>
@@ -28009,7 +28009,7 @@
             <w:pPr>
               <w:spacing w:after="20" w:before="0"/>
             </w:pPr>
-            <w:hyperlink w:history="1" r:id="rId1g9-chwrq000xl2d2oppr">
+            <w:hyperlink w:history="1" r:id="rIdvic--sk-ufrd4cdv18oaw">
               <w:r>
                 <w:rPr>
                   <w:rFonts w:ascii="Arial" w:cs="Arial" w:eastAsia="Arial" w:hAnsi="Arial"/>
@@ -28042,7 +28042,7 @@
               <w:spacing w:after="10" w:before="0"/>
               <w:ind w:left="120"/>
             </w:pPr>
-            <w:hyperlink w:history="1" r:id="rIdkroab7ggj2xjyhufqkpdm">
+            <w:hyperlink w:history="1" r:id="rIdkezrhmj9wld-bzebsbmlk">
               <w:r>
                 <w:rPr>
                   <w:rFonts w:ascii="Arial" w:cs="Arial" w:eastAsia="Arial" w:hAnsi="Arial"/>
@@ -28242,7 +28242,7 @@
             <w:pPr>
               <w:spacing w:after="20" w:before="0"/>
             </w:pPr>
-            <w:hyperlink w:history="1" r:id="rIduql0s2jkkhmphjcro1xii">
+            <w:hyperlink w:history="1" r:id="rId3juffy4y03cmokscw2lrd">
               <w:r>
                 <w:rPr>
                   <w:rFonts w:ascii="Arial" w:cs="Arial" w:eastAsia="Arial" w:hAnsi="Arial"/>
@@ -28275,7 +28275,7 @@
               <w:spacing w:after="10" w:before="0"/>
               <w:ind w:left="120"/>
             </w:pPr>
-            <w:hyperlink w:history="1" r:id="rIdqnxnonu_zfsnwggsoxehy">
+            <w:hyperlink w:history="1" r:id="rIdg1pxfmn_bealdxignwfpt">
               <w:r>
                 <w:rPr>
                   <w:rFonts w:ascii="Arial" w:cs="Arial" w:eastAsia="Arial" w:hAnsi="Arial"/>
@@ -28320,7 +28320,7 @@
             <w:pPr>
               <w:spacing w:after="20" w:before="0"/>
             </w:pPr>
-            <w:hyperlink w:history="1" r:id="rIdcgegqgp4hjatvihjkjf2d">
+            <w:hyperlink w:history="1" r:id="rIdscfzepm-naoamyjkfai5d">
               <w:r>
                 <w:rPr>
                   <w:rFonts w:ascii="Arial" w:cs="Arial" w:eastAsia="Arial" w:hAnsi="Arial"/>
@@ -28353,7 +28353,7 @@
               <w:spacing w:after="10" w:before="0"/>
               <w:ind w:left="120"/>
             </w:pPr>
-            <w:hyperlink w:history="1" r:id="rIdfrpcl42_rz5vnxmqojd4z">
+            <w:hyperlink w:history="1" r:id="rIdlkhjdkw2tgrx3tuhtfq4r">
               <w:r>
                 <w:rPr>
                   <w:rFonts w:ascii="Arial" w:cs="Arial" w:eastAsia="Arial" w:hAnsi="Arial"/>
@@ -28553,7 +28553,7 @@
             <w:pPr>
               <w:spacing w:after="20" w:before="0"/>
             </w:pPr>
-            <w:hyperlink w:history="1" r:id="rIdoenvqbukq6u635-7twfgn">
+            <w:hyperlink w:history="1" r:id="rId0gbh67k6yycvxv0zqucyw">
               <w:r>
                 <w:rPr>
                   <w:rFonts w:ascii="Arial" w:cs="Arial" w:eastAsia="Arial" w:hAnsi="Arial"/>
@@ -28586,7 +28586,7 @@
               <w:spacing w:after="10" w:before="0"/>
               <w:ind w:left="120"/>
             </w:pPr>
-            <w:hyperlink w:history="1" r:id="rIdxuhrnai_gonnsmexuyh6j">
+            <w:hyperlink w:history="1" r:id="rIdn6dsnmacttqbm2xkwwway">
               <w:r>
                 <w:rPr>
                   <w:rFonts w:ascii="Arial" w:cs="Arial" w:eastAsia="Arial" w:hAnsi="Arial"/>
@@ -28631,7 +28631,7 @@
             <w:pPr>
               <w:spacing w:after="20" w:before="0"/>
             </w:pPr>
-            <w:hyperlink w:history="1" r:id="rIdaf68oegykxnzoziacleim">
+            <w:hyperlink w:history="1" r:id="rIdwyqpjquprmwespoiive-m">
               <w:r>
                 <w:rPr>
                   <w:rFonts w:ascii="Arial" w:cs="Arial" w:eastAsia="Arial" w:hAnsi="Arial"/>
@@ -28664,7 +28664,7 @@
               <w:spacing w:after="10" w:before="0"/>
               <w:ind w:left="120"/>
             </w:pPr>
-            <w:hyperlink w:history="1" r:id="rIdnvk5ove7ssy4errvleeiv">
+            <w:hyperlink w:history="1" r:id="rIdnwve63_on2lapragyz_si">
               <w:r>
                 <w:rPr>
                   <w:rFonts w:ascii="Arial" w:cs="Arial" w:eastAsia="Arial" w:hAnsi="Arial"/>
@@ -28864,7 +28864,7 @@
             <w:pPr>
               <w:spacing w:after="20" w:before="0"/>
             </w:pPr>
-            <w:hyperlink w:history="1" r:id="rIdnvfl83qbyxrrf4pbygeqn">
+            <w:hyperlink w:history="1" r:id="rIdiuivpezojbngecqbnwfvc">
               <w:r>
                 <w:rPr>
                   <w:rFonts w:ascii="Arial" w:cs="Arial" w:eastAsia="Arial" w:hAnsi="Arial"/>
@@ -28897,7 +28897,7 @@
               <w:spacing w:after="10" w:before="0"/>
               <w:ind w:left="120"/>
             </w:pPr>
-            <w:hyperlink w:history="1" r:id="rIdxryi543fq2mj1eyjnog_c">
+            <w:hyperlink w:history="1" r:id="rIdxfhm7mmxckwu5bxvsxtv5">
               <w:r>
                 <w:rPr>
                   <w:rFonts w:ascii="Arial" w:cs="Arial" w:eastAsia="Arial" w:hAnsi="Arial"/>
@@ -28942,7 +28942,7 @@
             <w:pPr>
               <w:spacing w:after="20" w:before="0"/>
             </w:pPr>
-            <w:hyperlink w:history="1" r:id="rId3r9kueritm3u8189kgiff">
+            <w:hyperlink w:history="1" r:id="rIdvzx7xs2v4b2pvas1omemt">
               <w:r>
                 <w:rPr>
                   <w:rFonts w:ascii="Arial" w:cs="Arial" w:eastAsia="Arial" w:hAnsi="Arial"/>
@@ -28975,7 +28975,7 @@
               <w:spacing w:after="10" w:before="0"/>
               <w:ind w:left="120"/>
             </w:pPr>
-            <w:hyperlink w:history="1" r:id="rIdgbpydvfyzahytl4fyvx_l">
+            <w:hyperlink w:history="1" r:id="rIdvrzzfrzzhimffardgevsv">
               <w:r>
                 <w:rPr>
                   <w:rFonts w:ascii="Arial" w:cs="Arial" w:eastAsia="Arial" w:hAnsi="Arial"/>
@@ -29500,7 +29500,7 @@
         </w:rPr>
         <w:t xml:space="preserve">© 2026 SeaVuria and ARES. Aligned with KICD objectives. Developed by SeaVuria; technical implementation by ARES (with AI assistance from Claude). Licensed under </w:t>
       </w:r>
-      <w:hyperlink w:history="1" r:id="rIdfmllw3dkvalyt7pmfol3a">
+      <w:hyperlink w:history="1" r:id="rIdzgbja_xzshyaycoi6q6fn">
         <w:r>
           <w:rPr>
             <w:rFonts w:ascii="Arial" w:cs="Arial" w:eastAsia="Arial" w:hAnsi="Arial"/>
@@ -29521,7 +29521,7 @@
         </w:rPr>
         <w:t xml:space="preserve"> (</w:t>
       </w:r>
-      <w:hyperlink w:history="1" r:id="rIdgzabwfeotlkfrjt0clqjn">
+      <w:hyperlink w:history="1" r:id="rIdvtjgspoe7hwno-rvm3c_u">
         <w:r>
           <w:rPr>
             <w:rFonts w:ascii="Arial" w:cs="Arial" w:eastAsia="Arial" w:hAnsi="Arial"/>
